--- a/Rivadeneira-10-17.docx
+++ b/Rivadeneira-10-17.docx
@@ -105,6 +105,14 @@
                 <w:sz w:val="20"/>
                 <w:szCs w:val="20"/>
               </w:rPr>
+              <w:t xml:space="preserve"> </w:t>
+            </w:r>
+            <w:r>
+              <w:rPr>
+                <w:rFonts w:ascii="Century Schoolbook" w:hAnsi="Century Schoolbook"/>
+                <w:sz w:val="20"/>
+                <w:szCs w:val="20"/>
+              </w:rPr>
               <w:br/>
             </w:r>
             <w:r>
@@ -127,6 +135,16 @@
                 <w:t>alexrivadeneira.github.io</w:t>
               </w:r>
             </w:hyperlink>
+            <w:proofErr w:type="gramStart"/>
+            <w:r>
+              <w:rPr>
+                <w:rFonts w:ascii="Century Schoolbook" w:hAnsi="Century Schoolbook"/>
+                <w:sz w:val="20"/>
+                <w:szCs w:val="20"/>
+              </w:rPr>
+              <w:t xml:space="preserve">  </w:t>
+            </w:r>
+            <w:proofErr w:type="gramEnd"/>
             <w:r>
               <w:rPr>
                 <w:rFonts w:ascii="Century Schoolbook" w:hAnsi="Century Schoolbook"/>
@@ -323,99 +341,99 @@
                 <w:sz w:val="20"/>
                 <w:szCs w:val="20"/>
               </w:rPr>
-              <w:t>Devised customizable, modular templates</w:t>
-            </w:r>
-            <w:r>
-              <w:rPr>
-                <w:rFonts w:ascii="Century Schoolbook" w:hAnsi="Century Schoolbook"/>
-                <w:sz w:val="20"/>
-                <w:szCs w:val="20"/>
-              </w:rPr>
-              <w:t xml:space="preserve"> and implementation system</w:t>
-            </w:r>
-            <w:r>
-              <w:rPr>
-                <w:rFonts w:ascii="Century Schoolbook" w:hAnsi="Century Schoolbook"/>
-                <w:sz w:val="20"/>
-                <w:szCs w:val="20"/>
-              </w:rPr>
-              <w:t xml:space="preserve"> to allow clients to personalize the appearance of their </w:t>
-            </w:r>
-            <w:proofErr w:type="spellStart"/>
-            <w:r>
-              <w:rPr>
-                <w:rFonts w:ascii="Century Schoolbook" w:hAnsi="Century Schoolbook"/>
-                <w:sz w:val="20"/>
-                <w:szCs w:val="20"/>
-              </w:rPr>
-              <w:t>IdeaScale</w:t>
-            </w:r>
-            <w:proofErr w:type="spellEnd"/>
-            <w:r>
-              <w:rPr>
-                <w:rFonts w:ascii="Century Schoolbook" w:hAnsi="Century Schoolbook"/>
-                <w:sz w:val="20"/>
-                <w:szCs w:val="20"/>
-              </w:rPr>
-              <w:t xml:space="preserve"> community witho</w:t>
-            </w:r>
-            <w:r>
-              <w:rPr>
-                <w:rFonts w:ascii="Century Schoolbook" w:hAnsi="Century Schoolbook"/>
-                <w:sz w:val="20"/>
-                <w:szCs w:val="20"/>
-              </w:rPr>
-              <w:t xml:space="preserve">ut affecting the underlying app (previously each </w:t>
-            </w:r>
-            <w:proofErr w:type="spellStart"/>
-            <w:r>
-              <w:rPr>
-                <w:rFonts w:ascii="Century Schoolbook" w:hAnsi="Century Schoolbook"/>
-                <w:sz w:val="20"/>
-                <w:szCs w:val="20"/>
-              </w:rPr>
-              <w:t>IdeaScale’s</w:t>
-            </w:r>
-            <w:proofErr w:type="spellEnd"/>
-            <w:r>
-              <w:rPr>
-                <w:rFonts w:ascii="Century Schoolbook" w:hAnsi="Century Schoolbook"/>
-                <w:sz w:val="20"/>
-                <w:szCs w:val="20"/>
-              </w:rPr>
-              <w:t xml:space="preserve"> community’s layout had been individually </w:t>
-            </w:r>
-            <w:r>
-              <w:rPr>
-                <w:rFonts w:ascii="Century Schoolbook" w:hAnsi="Century Schoolbook"/>
-                <w:sz w:val="20"/>
-                <w:szCs w:val="20"/>
-              </w:rPr>
-              <w:t>hard-coded</w:t>
-            </w:r>
-            <w:r>
-              <w:rPr>
-                <w:rFonts w:ascii="Century Schoolbook" w:hAnsi="Century Schoolbook"/>
-                <w:sz w:val="20"/>
-                <w:szCs w:val="20"/>
-              </w:rPr>
-              <w:t xml:space="preserve">).  This change </w:t>
-            </w:r>
-            <w:r>
-              <w:rPr>
-                <w:rFonts w:ascii="Century Schoolbook" w:hAnsi="Century Schoolbook"/>
-                <w:sz w:val="20"/>
-                <w:szCs w:val="20"/>
-              </w:rPr>
-              <w:t xml:space="preserve">dramatically </w:t>
-            </w:r>
-            <w:r>
-              <w:rPr>
-                <w:rFonts w:ascii="Century Schoolbook" w:hAnsi="Century Schoolbook"/>
-                <w:sz w:val="20"/>
-                <w:szCs w:val="20"/>
-              </w:rPr>
-              <w:t>assisted the</w:t>
+              <w:t>Oversaw transformation of front-end code system from individually hard-coded front-end for each client/community to modular, reusable templates, dramatically assisting developm</w:t>
+            </w:r>
+            <w:r>
+              <w:rPr>
+                <w:rFonts w:ascii="Century Schoolbook" w:hAnsi="Century Schoolbook"/>
+                <w:sz w:val="20"/>
+                <w:szCs w:val="20"/>
+              </w:rPr>
+              <w:t xml:space="preserve">ent’s team ability to push new </w:t>
+            </w:r>
+            <w:r>
+              <w:rPr>
+                <w:rFonts w:ascii="Century Schoolbook" w:hAnsi="Century Schoolbook"/>
+                <w:sz w:val="20"/>
+                <w:szCs w:val="20"/>
+              </w:rPr>
+              <w:t xml:space="preserve">features without interfering with client-specific configurations.   </w:t>
+            </w:r>
+          </w:p>
+          <w:p>
+            <w:pPr>
+              <w:jc w:val="both"/>
+              <w:rPr>
+                <w:rFonts w:ascii="Century Schoolbook" w:hAnsi="Century Schoolbook"/>
+                <w:sz w:val="20"/>
+                <w:szCs w:val="20"/>
+              </w:rPr>
+            </w:pPr>
+            <w:r>
+              <w:rPr>
+                <w:rFonts w:ascii="Century Schoolbook" w:hAnsi="Century Schoolbook"/>
+                <w:sz w:val="20"/>
+                <w:szCs w:val="20"/>
+              </w:rPr>
+              <w:t>• Modified existing Java code</w:t>
+            </w:r>
+            <w:r>
+              <w:rPr>
+                <w:rFonts w:ascii="Century Schoolbook" w:hAnsi="Century Schoolbook"/>
+                <w:sz w:val="20"/>
+                <w:szCs w:val="20"/>
+              </w:rPr>
+              <w:t>base</w:t>
+            </w:r>
+            <w:r>
+              <w:rPr>
+                <w:rFonts w:ascii="Century Schoolbook" w:hAnsi="Century Schoolbook"/>
+                <w:sz w:val="20"/>
+                <w:szCs w:val="20"/>
+              </w:rPr>
+              <w:t xml:space="preserve"> to fi</w:t>
+            </w:r>
+            <w:r>
+              <w:rPr>
+                <w:rFonts w:ascii="Century Schoolbook" w:hAnsi="Century Schoolbook"/>
+                <w:sz w:val="20"/>
+                <w:szCs w:val="20"/>
+              </w:rPr>
+              <w:t>x bugs and improve user experience</w:t>
+            </w:r>
+            <w:r>
+              <w:rPr>
+                <w:rFonts w:ascii="Century Schoolbook" w:hAnsi="Century Schoolbook"/>
+                <w:sz w:val="20"/>
+                <w:szCs w:val="20"/>
+              </w:rPr>
+              <w:t>.</w:t>
+            </w:r>
+          </w:p>
+          <w:p>
+            <w:pPr>
+              <w:jc w:val="both"/>
+              <w:rPr>
+                <w:rFonts w:ascii="Century Schoolbook" w:hAnsi="Century Schoolbook"/>
+                <w:sz w:val="20"/>
+                <w:szCs w:val="20"/>
+              </w:rPr>
+            </w:pPr>
+            <w:r>
+              <w:rPr>
+                <w:rFonts w:ascii="Century Schoolbook" w:hAnsi="Century Schoolbook"/>
+                <w:sz w:val="20"/>
+                <w:szCs w:val="20"/>
+              </w:rPr>
+              <w:t xml:space="preserve">• Implemented </w:t>
+            </w:r>
+            <w:r>
+              <w:rPr>
+                <w:rFonts w:ascii="Century Schoolbook" w:hAnsi="Century Schoolbook"/>
+                <w:sz w:val="20"/>
+                <w:szCs w:val="20"/>
+              </w:rPr>
+              <w:t>code for design mockups</w:t>
             </w:r>
             <w:r>
               <w:rPr>
@@ -431,31 +449,63 @@
                 <w:sz w:val="20"/>
                 <w:szCs w:val="20"/>
               </w:rPr>
-              <w:t xml:space="preserve">development </w:t>
-            </w:r>
-            <w:r>
-              <w:rPr>
-                <w:rFonts w:ascii="Century Schoolbook" w:hAnsi="Century Schoolbook"/>
-                <w:sz w:val="20"/>
-                <w:szCs w:val="20"/>
-              </w:rPr>
-              <w:t xml:space="preserve">team's ability to push new features without interfering with </w:t>
-            </w:r>
-            <w:r>
-              <w:rPr>
-                <w:rFonts w:ascii="Century Schoolbook" w:hAnsi="Century Schoolbook"/>
-                <w:sz w:val="20"/>
-                <w:szCs w:val="20"/>
-              </w:rPr>
-              <w:t>community</w:t>
-            </w:r>
-            <w:r>
-              <w:rPr>
-                <w:rFonts w:ascii="Century Schoolbook" w:hAnsi="Century Schoolbook"/>
-                <w:sz w:val="20"/>
-                <w:szCs w:val="20"/>
-              </w:rPr>
-              <w:t>-specific custom front-end code</w:t>
+              <w:t>from</w:t>
+            </w:r>
+            <w:r>
+              <w:rPr>
+                <w:rFonts w:ascii="Century Schoolbook" w:hAnsi="Century Schoolbook"/>
+                <w:sz w:val="20"/>
+                <w:szCs w:val="20"/>
+              </w:rPr>
+              <w:t xml:space="preserve"> clients including</w:t>
+            </w:r>
+            <w:r>
+              <w:rPr>
+                <w:rFonts w:ascii="Century Schoolbook" w:hAnsi="Century Schoolbook"/>
+                <w:sz w:val="20"/>
+                <w:szCs w:val="20"/>
+              </w:rPr>
+              <w:t xml:space="preserve"> the U.S. Department of Energy</w:t>
+            </w:r>
+            <w:r>
+              <w:rPr>
+                <w:rFonts w:ascii="Century Schoolbook" w:hAnsi="Century Schoolbook"/>
+                <w:sz w:val="20"/>
+                <w:szCs w:val="20"/>
+              </w:rPr>
+              <w:t>, U.S. Navy</w:t>
+            </w:r>
+            <w:r>
+              <w:rPr>
+                <w:rFonts w:ascii="Century Schoolbook" w:hAnsi="Century Schoolbook"/>
+                <w:sz w:val="20"/>
+                <w:szCs w:val="20"/>
+              </w:rPr>
+              <w:t xml:space="preserve"> and </w:t>
+            </w:r>
+            <w:r>
+              <w:rPr>
+                <w:rFonts w:ascii="Century Schoolbook" w:hAnsi="Century Schoolbook"/>
+                <w:sz w:val="20"/>
+                <w:szCs w:val="20"/>
+              </w:rPr>
+              <w:t xml:space="preserve">National Institute for </w:t>
+            </w:r>
+            <w:r>
+              <w:rPr>
+                <w:rFonts w:ascii="Century Schoolbook" w:hAnsi="Century Schoolbook"/>
+                <w:sz w:val="20"/>
+                <w:szCs w:val="20"/>
+              </w:rPr>
+              <w:t xml:space="preserve">Cancer Research using </w:t>
+            </w:r>
+            <w:r>
+              <w:rPr>
+                <w:rFonts w:ascii="Century Schoolbook" w:hAnsi="Century Schoolbook"/>
+                <w:sz w:val="20"/>
+                <w:szCs w:val="20"/>
+              </w:rPr>
+              <w:t>Bootstrap, JavaScript and LESS</w:t>
             </w:r>
             <w:r>
               <w:rPr>
@@ -468,6 +518,73 @@
           </w:p>
           <w:p>
             <w:pPr>
+              <w:rPr>
+                <w:rFonts w:ascii="Century Schoolbook" w:hAnsi="Century Schoolbook"/>
+                <w:b/>
+                <w:sz w:val="20"/>
+                <w:szCs w:val="20"/>
+              </w:rPr>
+            </w:pPr>
+            <w:r>
+              <w:rPr>
+                <w:rFonts w:ascii="Century Schoolbook" w:hAnsi="Century Schoolbook"/>
+                <w:sz w:val="20"/>
+                <w:szCs w:val="20"/>
+              </w:rPr>
+              <w:t>• Wrote SQL queries to collect information from da</w:t>
+            </w:r>
+            <w:r>
+              <w:rPr>
+                <w:rFonts w:ascii="Century Schoolbook" w:hAnsi="Century Schoolbook"/>
+                <w:sz w:val="20"/>
+                <w:szCs w:val="20"/>
+              </w:rPr>
+              <w:t>tabase to analyze feature usage</w:t>
+            </w:r>
+            <w:r>
+              <w:rPr>
+                <w:rFonts w:ascii="Century Schoolbook" w:hAnsi="Century Schoolbook"/>
+                <w:sz w:val="20"/>
+                <w:szCs w:val="20"/>
+              </w:rPr>
+              <w:t xml:space="preserve"> and inform product development decisions. </w:t>
+            </w:r>
+            <w:r>
+              <w:rPr>
+                <w:rFonts w:ascii="Century Schoolbook" w:hAnsi="Century Schoolbook"/>
+                <w:sz w:val="20"/>
+                <w:szCs w:val="20"/>
+              </w:rPr>
+              <w:br/>
+            </w:r>
+            <w:r>
+              <w:rPr>
+                <w:rFonts w:ascii="Century Schoolbook" w:hAnsi="Century Schoolbook"/>
+                <w:sz w:val="20"/>
+                <w:szCs w:val="20"/>
+              </w:rPr>
+              <w:br/>
+            </w:r>
+            <w:r>
+              <w:rPr>
+                <w:rFonts w:ascii="Century Schoolbook" w:hAnsi="Century Schoolbook"/>
+                <w:b/>
+                <w:sz w:val="20"/>
+                <w:szCs w:val="20"/>
+              </w:rPr>
+              <w:t xml:space="preserve">Various Clients                                                                                                                </w:t>
+            </w:r>
+            <w:r>
+              <w:rPr>
+                <w:rFonts w:ascii="Century Schoolbook" w:hAnsi="Century Schoolbook"/>
+                <w:sz w:val="20"/>
+                <w:szCs w:val="20"/>
+              </w:rPr>
+              <w:t>2000-present</w:t>
+            </w:r>
+          </w:p>
+          <w:p>
+            <w:pPr>
               <w:jc w:val="both"/>
               <w:rPr>
                 <w:rFonts w:ascii="Century Schoolbook" w:hAnsi="Century Schoolbook"/>
@@ -478,34 +595,12 @@
             <w:r>
               <w:rPr>
                 <w:rFonts w:ascii="Century Schoolbook" w:hAnsi="Century Schoolbook"/>
-                <w:sz w:val="20"/>
-                <w:szCs w:val="20"/>
-              </w:rPr>
-              <w:t>• Modified existing Java code</w:t>
-            </w:r>
-            <w:r>
-              <w:rPr>
-                <w:rFonts w:ascii="Century Schoolbook" w:hAnsi="Century Schoolbook"/>
-                <w:sz w:val="20"/>
-                <w:szCs w:val="20"/>
-              </w:rPr>
-              <w:t>base</w:t>
-            </w:r>
-            <w:r>
-              <w:rPr>
-                <w:rFonts w:ascii="Century Schoolbook" w:hAnsi="Century Schoolbook"/>
-                <w:sz w:val="20"/>
-                <w:szCs w:val="20"/>
-              </w:rPr>
-              <w:t xml:space="preserve"> to fix bugs and ensure usability, including improving report-generating feature for U.S. Navy</w:t>
-            </w:r>
-            <w:r>
-              <w:rPr>
-                <w:rFonts w:ascii="Century Schoolbook" w:hAnsi="Century Schoolbook"/>
-                <w:sz w:val="20"/>
-                <w:szCs w:val="20"/>
-              </w:rPr>
-              <w:t>.</w:t>
+                <w:b/>
+                <w:i/>
+                <w:sz w:val="20"/>
+                <w:szCs w:val="20"/>
+              </w:rPr>
+              <w:t xml:space="preserve">Freelance Web Developer </w:t>
             </w:r>
           </w:p>
           <w:p>
@@ -523,151 +618,6 @@
                 <w:sz w:val="20"/>
                 <w:szCs w:val="20"/>
               </w:rPr>
-              <w:t xml:space="preserve">• Implemented </w:t>
-            </w:r>
-            <w:r>
-              <w:rPr>
-                <w:rFonts w:ascii="Century Schoolbook" w:hAnsi="Century Schoolbook"/>
-                <w:sz w:val="20"/>
-                <w:szCs w:val="20"/>
-              </w:rPr>
-              <w:t xml:space="preserve">front-end code </w:t>
-            </w:r>
-            <w:r>
-              <w:rPr>
-                <w:rFonts w:ascii="Century Schoolbook" w:hAnsi="Century Schoolbook"/>
-                <w:sz w:val="20"/>
-                <w:szCs w:val="20"/>
-              </w:rPr>
-              <w:t>based on design mockups</w:t>
-            </w:r>
-            <w:r>
-              <w:rPr>
-                <w:rFonts w:ascii="Century Schoolbook" w:hAnsi="Century Schoolbook"/>
-                <w:sz w:val="20"/>
-                <w:szCs w:val="20"/>
-              </w:rPr>
-              <w:t xml:space="preserve"> for clients including the U.S. Department of Energy and the National Institute for Cancer Research using Velocity (Java template language),</w:t>
-            </w:r>
-            <w:r>
-              <w:rPr>
-                <w:rFonts w:ascii="Century Schoolbook" w:hAnsi="Century Schoolbook"/>
-                <w:sz w:val="20"/>
-                <w:szCs w:val="20"/>
-              </w:rPr>
-              <w:t xml:space="preserve"> Bootstrap, JavaScript and LESS</w:t>
-            </w:r>
-            <w:r>
-              <w:rPr>
-                <w:rFonts w:ascii="Century Schoolbook" w:hAnsi="Century Schoolbook"/>
-                <w:sz w:val="20"/>
-                <w:szCs w:val="20"/>
-              </w:rPr>
-              <w:t>.</w:t>
-            </w:r>
-          </w:p>
-          <w:p>
-            <w:pPr>
-              <w:rPr>
-                <w:rFonts w:ascii="Century Schoolbook" w:hAnsi="Century Schoolbook"/>
-                <w:b/>
-                <w:sz w:val="20"/>
-                <w:szCs w:val="20"/>
-              </w:rPr>
-            </w:pPr>
-            <w:r>
-              <w:rPr>
-                <w:rFonts w:ascii="Century Schoolbook" w:hAnsi="Century Schoolbook"/>
-                <w:sz w:val="20"/>
-                <w:szCs w:val="20"/>
-              </w:rPr>
-              <w:t>• Wrote SQL queries to collect information from da</w:t>
-            </w:r>
-            <w:r>
-              <w:rPr>
-                <w:rFonts w:ascii="Century Schoolbook" w:hAnsi="Century Schoolbook"/>
-                <w:sz w:val="20"/>
-                <w:szCs w:val="20"/>
-              </w:rPr>
-              <w:t>tabase to analyze feature usage</w:t>
-            </w:r>
-            <w:r>
-              <w:rPr>
-                <w:rFonts w:ascii="Century Schoolbook" w:hAnsi="Century Schoolbook"/>
-                <w:sz w:val="20"/>
-                <w:szCs w:val="20"/>
-              </w:rPr>
-              <w:t>.</w:t>
-            </w:r>
-            <w:r>
-              <w:rPr>
-                <w:rFonts w:ascii="Century Schoolbook" w:hAnsi="Century Schoolbook"/>
-                <w:sz w:val="20"/>
-                <w:szCs w:val="20"/>
-              </w:rPr>
-              <w:br/>
-            </w:r>
-            <w:r>
-              <w:rPr>
-                <w:rFonts w:ascii="Century Schoolbook" w:hAnsi="Century Schoolbook"/>
-                <w:sz w:val="20"/>
-                <w:szCs w:val="20"/>
-              </w:rPr>
-              <w:br/>
-            </w:r>
-            <w:r>
-              <w:rPr>
-                <w:rFonts w:ascii="Century Schoolbook" w:hAnsi="Century Schoolbook"/>
-                <w:b/>
-                <w:sz w:val="20"/>
-                <w:szCs w:val="20"/>
-              </w:rPr>
-              <w:t xml:space="preserve">Various Clients                                                                                                                </w:t>
-            </w:r>
-            <w:r>
-              <w:rPr>
-                <w:rFonts w:ascii="Century Schoolbook" w:hAnsi="Century Schoolbook"/>
-                <w:sz w:val="20"/>
-                <w:szCs w:val="20"/>
-              </w:rPr>
-              <w:t>2000-present</w:t>
-            </w:r>
-          </w:p>
-          <w:p>
-            <w:pPr>
-              <w:jc w:val="both"/>
-              <w:rPr>
-                <w:rFonts w:ascii="Century Schoolbook" w:hAnsi="Century Schoolbook"/>
-                <w:sz w:val="20"/>
-                <w:szCs w:val="20"/>
-              </w:rPr>
-            </w:pPr>
-            <w:r>
-              <w:rPr>
-                <w:rFonts w:ascii="Century Schoolbook" w:hAnsi="Century Schoolbook"/>
-                <w:b/>
-                <w:i/>
-                <w:sz w:val="20"/>
-                <w:szCs w:val="20"/>
-              </w:rPr>
-              <w:t xml:space="preserve">Freelance Web Developer </w:t>
-            </w:r>
-          </w:p>
-          <w:p>
-            <w:pPr>
-              <w:jc w:val="both"/>
-              <w:rPr>
-                <w:rFonts w:ascii="Century Schoolbook" w:hAnsi="Century Schoolbook"/>
-                <w:sz w:val="20"/>
-                <w:szCs w:val="20"/>
-              </w:rPr>
-            </w:pPr>
-            <w:r>
-              <w:rPr>
-                <w:rFonts w:ascii="Century Schoolbook" w:hAnsi="Century Schoolbook"/>
-                <w:sz w:val="20"/>
-                <w:szCs w:val="20"/>
-              </w:rPr>
               <w:t xml:space="preserve">• </w:t>
             </w:r>
             <w:r>
@@ -697,13 +647,16 @@
           </w:p>
           <w:p>
             <w:pPr>
-              <w:rPr>
-                <w:rFonts w:ascii="Century Schoolbook" w:hAnsi="Century Schoolbook"/>
-                <w:sz w:val="20"/>
-                <w:szCs w:val="20"/>
-              </w:rPr>
-            </w:pPr>
-          </w:p>
+              <w:jc w:val="center"/>
+              <w:rPr>
+                <w:rFonts w:ascii="Century Schoolbook" w:hAnsi="Century Schoolbook"/>
+                <w:sz w:val="20"/>
+                <w:szCs w:val="20"/>
+              </w:rPr>
+            </w:pPr>
+            <w:bookmarkStart w:id="0" w:name="_GoBack"/>
+          </w:p>
+          <w:bookmarkEnd w:id="0"/>
           <w:p>
             <w:pPr>
               <w:rPr>
@@ -934,7 +887,7 @@
                 <w:sz w:val="20"/>
                 <w:szCs w:val="20"/>
               </w:rPr>
-              <w:t>Additional Experience</w:t>
+              <w:t>Projects</w:t>
             </w:r>
             <w:r>
               <w:rPr>
@@ -943,7 +896,7 @@
                 <w:sz w:val="20"/>
                 <w:szCs w:val="20"/>
               </w:rPr>
-              <w:br/>
+              <w:t xml:space="preserve"> &amp; Coursework</w:t>
             </w:r>
           </w:p>
         </w:tc>
@@ -955,60 +908,103 @@
             <w:pPr>
               <w:rPr>
                 <w:rFonts w:ascii="Century Schoolbook" w:hAnsi="Century Schoolbook"/>
-                <w:b/>
-                <w:sz w:val="20"/>
-                <w:szCs w:val="20"/>
-              </w:rPr>
-            </w:pPr>
-            <w:r>
-              <w:rPr>
-                <w:rFonts w:ascii="Century Schoolbook" w:hAnsi="Century Schoolbook"/>
-                <w:b/>
-                <w:sz w:val="20"/>
-                <w:szCs w:val="20"/>
-              </w:rPr>
-              <w:t>U.S. Department of State</w:t>
-            </w:r>
-            <w:r>
-              <w:rPr>
-                <w:rFonts w:ascii="Century Schoolbook" w:hAnsi="Century Schoolbook"/>
-                <w:b/>
-                <w:sz w:val="20"/>
-                <w:szCs w:val="20"/>
-              </w:rPr>
-              <w:t xml:space="preserve">, </w:t>
-            </w:r>
-            <w:r>
-              <w:rPr>
-                <w:rFonts w:ascii="Century Schoolbook" w:hAnsi="Century Schoolbook"/>
-                <w:sz w:val="20"/>
-                <w:szCs w:val="20"/>
-              </w:rPr>
-              <w:t>Washington, D.C. &amp; Mumbai, India</w:t>
-            </w:r>
-            <w:r>
-              <w:rPr>
-                <w:rFonts w:ascii="Century Schoolbook" w:hAnsi="Century Schoolbook"/>
-                <w:sz w:val="20"/>
-                <w:szCs w:val="20"/>
-              </w:rPr>
-              <w:t xml:space="preserve">             </w:t>
-            </w:r>
-            <w:r>
-              <w:rPr>
-                <w:rFonts w:ascii="Century Schoolbook" w:hAnsi="Century Schoolbook"/>
-                <w:sz w:val="20"/>
-                <w:szCs w:val="20"/>
-              </w:rPr>
-              <w:t xml:space="preserve">                             </w:t>
-            </w:r>
-            <w:r>
-              <w:rPr>
-                <w:rFonts w:ascii="Century Schoolbook" w:hAnsi="Century Schoolbook"/>
-                <w:sz w:val="20"/>
-                <w:szCs w:val="20"/>
-              </w:rPr>
-              <w:t>2013-2015</w:t>
+                <w:sz w:val="20"/>
+                <w:szCs w:val="20"/>
+              </w:rPr>
+            </w:pPr>
+            <w:proofErr w:type="spellStart"/>
+            <w:r>
+              <w:rPr>
+                <w:rFonts w:ascii="Century Schoolbook" w:hAnsi="Century Schoolbook"/>
+                <w:b/>
+                <w:sz w:val="20"/>
+                <w:szCs w:val="20"/>
+              </w:rPr>
+              <w:t>TubeTube</w:t>
+            </w:r>
+            <w:proofErr w:type="spellEnd"/>
+            <w:r>
+              <w:rPr>
+                <w:rFonts w:ascii="Century Schoolbook" w:hAnsi="Century Schoolbook"/>
+                <w:sz w:val="20"/>
+                <w:szCs w:val="20"/>
+              </w:rPr>
+              <w:t>:</w:t>
+            </w:r>
+            <w:r>
+              <w:rPr>
+                <w:rFonts w:ascii="Century Schoolbook" w:hAnsi="Century Schoolbook"/>
+                <w:sz w:val="20"/>
+                <w:szCs w:val="20"/>
+              </w:rPr>
+              <w:t xml:space="preserve"> </w:t>
+            </w:r>
+            <w:r>
+              <w:fldChar w:fldCharType="begin"/>
+            </w:r>
+            <w:r>
+              <w:instrText xml:space="preserve"> HYPERLINK "http://tubetubedc.herokuapp.com" </w:instrText>
+            </w:r>
+            <w:r>
+              <w:fldChar w:fldCharType="separate"/>
+            </w:r>
+            <w:r>
+              <w:rPr>
+                <w:rStyle w:val="Hyperlink"/>
+                <w:rFonts w:ascii="Century Schoolbook" w:hAnsi="Century Schoolbook"/>
+                <w:sz w:val="20"/>
+                <w:szCs w:val="20"/>
+              </w:rPr>
+              <w:t>http://tubetubedc.herokuapp.com</w:t>
+            </w:r>
+            <w:r>
+              <w:rPr>
+                <w:rStyle w:val="Hyperlink"/>
+                <w:rFonts w:ascii="Century Schoolbook" w:hAnsi="Century Schoolbook"/>
+                <w:sz w:val="20"/>
+                <w:szCs w:val="20"/>
+              </w:rPr>
+              <w:fldChar w:fldCharType="end"/>
+            </w:r>
+            <w:r>
+              <w:rPr>
+                <w:rFonts w:ascii="Century Schoolbook" w:hAnsi="Century Schoolbook"/>
+                <w:sz w:val="20"/>
+                <w:szCs w:val="20"/>
+              </w:rPr>
+              <w:t xml:space="preserve"> </w:t>
+            </w:r>
+            <w:r>
+              <w:rPr>
+                <w:rFonts w:ascii="Century Schoolbook" w:hAnsi="Century Schoolbook"/>
+                <w:sz w:val="20"/>
+                <w:szCs w:val="20"/>
+              </w:rPr>
+              <w:t>–</w:t>
+            </w:r>
+            <w:r>
+              <w:rPr>
+                <w:rFonts w:ascii="Century Schoolbook" w:hAnsi="Century Schoolbook"/>
+                <w:sz w:val="20"/>
+                <w:szCs w:val="20"/>
+              </w:rPr>
+              <w:t xml:space="preserve"> Input start and stop stations on the D.C. Metro, and this app recommends videos based on trip time.  </w:t>
+            </w:r>
+            <w:r>
+              <w:rPr>
+                <w:rFonts w:ascii="Century Schoolbook" w:hAnsi="Century Schoolbook"/>
+                <w:sz w:val="20"/>
+                <w:szCs w:val="20"/>
+              </w:rPr>
+              <w:t>Ruby on Rails, WMATA Transit API, YouTube API</w:t>
+            </w:r>
+            <w:r>
+              <w:rPr>
+                <w:rFonts w:ascii="Century Schoolbook" w:hAnsi="Century Schoolbook"/>
+                <w:sz w:val="20"/>
+                <w:szCs w:val="20"/>
+              </w:rPr>
+              <w:t>.</w:t>
             </w:r>
             <w:r>
               <w:rPr>
@@ -1022,517 +1018,18 @@
               <w:rPr>
                 <w:rFonts w:ascii="Century Schoolbook" w:hAnsi="Century Schoolbook"/>
                 <w:b/>
-                <w:i/>
-                <w:sz w:val="20"/>
-                <w:szCs w:val="20"/>
-              </w:rPr>
-              <w:t>Special Investigator,</w:t>
-            </w:r>
-            <w:r>
-              <w:rPr>
-                <w:rFonts w:ascii="Century Schoolbook" w:hAnsi="Century Schoolbook"/>
-                <w:b/>
-                <w:sz w:val="20"/>
-                <w:szCs w:val="20"/>
-              </w:rPr>
-              <w:t xml:space="preserve"> </w:t>
-            </w:r>
-            <w:r>
-              <w:rPr>
-                <w:rFonts w:ascii="Century Schoolbook" w:hAnsi="Century Schoolbook"/>
-                <w:sz w:val="20"/>
-                <w:szCs w:val="20"/>
-              </w:rPr>
-              <w:t>Security Clearance Background Investigations Coordinator</w:t>
-            </w:r>
-          </w:p>
-          <w:p>
-            <w:pPr>
-              <w:rPr>
-                <w:rFonts w:ascii="Century Schoolbook" w:hAnsi="Century Schoolbook"/>
-                <w:b/>
-                <w:sz w:val="20"/>
-                <w:szCs w:val="20"/>
-              </w:rPr>
-            </w:pPr>
-          </w:p>
-          <w:p>
-            <w:pPr>
-              <w:rPr>
-                <w:rFonts w:ascii="Century Schoolbook" w:hAnsi="Century Schoolbook"/>
-                <w:b/>
-                <w:sz w:val="20"/>
-                <w:szCs w:val="20"/>
-              </w:rPr>
-            </w:pPr>
-            <w:r>
-              <w:rPr>
-                <w:rFonts w:ascii="Century Schoolbook" w:hAnsi="Century Schoolbook"/>
-                <w:b/>
-                <w:sz w:val="20"/>
-                <w:szCs w:val="20"/>
-              </w:rPr>
-              <w:t>American Board</w:t>
-            </w:r>
-            <w:r>
-              <w:rPr>
-                <w:rFonts w:ascii="Century Schoolbook" w:hAnsi="Century Schoolbook"/>
-                <w:b/>
-                <w:sz w:val="20"/>
-                <w:szCs w:val="20"/>
-              </w:rPr>
-              <w:t xml:space="preserve">, </w:t>
-            </w:r>
-            <w:r>
-              <w:rPr>
-                <w:rFonts w:ascii="Century Schoolbook" w:hAnsi="Century Schoolbook"/>
-                <w:sz w:val="20"/>
-                <w:szCs w:val="20"/>
-              </w:rPr>
-              <w:t xml:space="preserve">Washington, D.C.             </w:t>
-            </w:r>
-            <w:r>
-              <w:rPr>
-                <w:rFonts w:ascii="Century Schoolbook" w:hAnsi="Century Schoolbook"/>
-                <w:sz w:val="20"/>
-                <w:szCs w:val="20"/>
-              </w:rPr>
-              <w:t xml:space="preserve">                                                                           </w:t>
-            </w:r>
-            <w:r>
-              <w:rPr>
-                <w:rFonts w:ascii="Century Schoolbook" w:hAnsi="Century Schoolbook"/>
-                <w:sz w:val="20"/>
-                <w:szCs w:val="20"/>
-              </w:rPr>
-              <w:t>2012-2013</w:t>
-            </w:r>
-            <w:r>
-              <w:rPr>
-                <w:rFonts w:ascii="Century Schoolbook" w:hAnsi="Century Schoolbook"/>
-                <w:sz w:val="20"/>
-                <w:szCs w:val="20"/>
-              </w:rPr>
-              <w:br/>
-            </w:r>
-            <w:r>
-              <w:rPr>
-                <w:rFonts w:ascii="Century Schoolbook" w:hAnsi="Century Schoolbook"/>
-                <w:b/>
-                <w:i/>
-                <w:sz w:val="20"/>
-                <w:szCs w:val="20"/>
-              </w:rPr>
-              <w:t>Teaching Candidate Advisor</w:t>
-            </w:r>
-          </w:p>
-          <w:p>
-            <w:pPr>
-              <w:jc w:val="both"/>
-              <w:rPr>
-                <w:rFonts w:ascii="Century Schoolbook" w:hAnsi="Century Schoolbook"/>
-                <w:b/>
-                <w:sz w:val="20"/>
-                <w:szCs w:val="20"/>
-              </w:rPr>
-            </w:pPr>
-            <w:r>
-              <w:rPr>
-                <w:rFonts w:ascii="Century Schoolbook" w:hAnsi="Century Schoolbook"/>
-                <w:sz w:val="20"/>
-                <w:szCs w:val="20"/>
-              </w:rPr>
-              <w:t xml:space="preserve">• </w:t>
-            </w:r>
-            <w:r>
-              <w:rPr>
-                <w:rFonts w:ascii="Century Schoolbook" w:hAnsi="Century Schoolbook"/>
-                <w:sz w:val="20"/>
-                <w:szCs w:val="20"/>
-              </w:rPr>
-              <w:t>Revived defunct teacher advising department, speeding up response ti</w:t>
-            </w:r>
-            <w:r>
-              <w:rPr>
-                <w:rFonts w:ascii="Century Schoolbook" w:hAnsi="Century Schoolbook"/>
-                <w:sz w:val="20"/>
-                <w:szCs w:val="20"/>
-              </w:rPr>
-              <w:t>me to candidates</w:t>
-            </w:r>
-            <w:r>
-              <w:rPr>
-                <w:rFonts w:ascii="Century Schoolbook" w:hAnsi="Century Schoolbook"/>
-                <w:sz w:val="20"/>
-                <w:szCs w:val="20"/>
-              </w:rPr>
-              <w:t>.</w:t>
-            </w:r>
-          </w:p>
-          <w:p>
-            <w:pPr>
-              <w:jc w:val="both"/>
-              <w:rPr>
-                <w:rFonts w:ascii="Century Schoolbook" w:hAnsi="Century Schoolbook"/>
-                <w:sz w:val="20"/>
-                <w:szCs w:val="20"/>
-              </w:rPr>
-            </w:pPr>
-            <w:r>
-              <w:rPr>
-                <w:rFonts w:ascii="Century Schoolbook" w:hAnsi="Century Schoolbook"/>
-                <w:sz w:val="20"/>
-                <w:szCs w:val="20"/>
-              </w:rPr>
-              <w:t>• Worked with development team to digitize steps in certification process, including autom</w:t>
-            </w:r>
-            <w:r>
-              <w:rPr>
-                <w:rFonts w:ascii="Century Schoolbook" w:hAnsi="Century Schoolbook"/>
-                <w:sz w:val="20"/>
-                <w:szCs w:val="20"/>
-              </w:rPr>
-              <w:t>ating exam score record reports</w:t>
-            </w:r>
-            <w:r>
-              <w:rPr>
-                <w:rFonts w:ascii="Century Schoolbook" w:hAnsi="Century Schoolbook"/>
-                <w:sz w:val="20"/>
-                <w:szCs w:val="20"/>
-              </w:rPr>
-              <w:t xml:space="preserve"> and creating new curriculum portal.</w:t>
-            </w:r>
-          </w:p>
-          <w:p>
-            <w:pPr>
-              <w:rPr>
-                <w:rFonts w:ascii="Century Schoolbook" w:hAnsi="Century Schoolbook"/>
-                <w:sz w:val="20"/>
-                <w:szCs w:val="20"/>
-              </w:rPr>
-            </w:pPr>
-          </w:p>
-          <w:p>
-            <w:pPr>
-              <w:rPr>
-                <w:rFonts w:ascii="Century Schoolbook" w:hAnsi="Century Schoolbook"/>
-                <w:sz w:val="20"/>
-                <w:szCs w:val="20"/>
-              </w:rPr>
-            </w:pPr>
-            <w:r>
-              <w:rPr>
-                <w:rFonts w:ascii="Century Schoolbook" w:hAnsi="Century Schoolbook"/>
-                <w:b/>
-                <w:i/>
-                <w:sz w:val="20"/>
-                <w:szCs w:val="20"/>
-              </w:rPr>
-              <w:t>High School English Teacher</w:t>
-            </w:r>
-            <w:r>
-              <w:rPr>
-                <w:rFonts w:ascii="Century Schoolbook" w:hAnsi="Century Schoolbook"/>
-                <w:b/>
-                <w:i/>
-                <w:sz w:val="20"/>
-                <w:szCs w:val="20"/>
-              </w:rPr>
-              <w:t xml:space="preserve">, </w:t>
-            </w:r>
-            <w:r>
-              <w:rPr>
-                <w:rFonts w:ascii="Century Schoolbook" w:hAnsi="Century Schoolbook"/>
-                <w:sz w:val="20"/>
-                <w:szCs w:val="20"/>
-              </w:rPr>
-              <w:t xml:space="preserve">Washington, D.C </w:t>
-            </w:r>
-            <w:r>
-              <w:rPr>
-                <w:rFonts w:ascii="Century Schoolbook" w:hAnsi="Century Schoolbook"/>
-                <w:sz w:val="20"/>
-                <w:szCs w:val="20"/>
-              </w:rPr>
-              <w:t>&amp; Marshall Islands</w:t>
-            </w:r>
-            <w:r>
-              <w:rPr>
-                <w:rFonts w:ascii="Century Schoolbook" w:hAnsi="Century Schoolbook"/>
-                <w:sz w:val="20"/>
-                <w:szCs w:val="20"/>
-              </w:rPr>
-              <w:t xml:space="preserve">     </w:t>
-            </w:r>
-            <w:r>
-              <w:rPr>
-                <w:rFonts w:ascii="Century Schoolbook" w:hAnsi="Century Schoolbook"/>
-                <w:sz w:val="20"/>
-                <w:szCs w:val="20"/>
-              </w:rPr>
-              <w:t xml:space="preserve">                           2010-2012</w:t>
-            </w:r>
-            <w:r>
-              <w:rPr>
-                <w:rFonts w:ascii="Century Schoolbook" w:hAnsi="Century Schoolbook"/>
-                <w:sz w:val="20"/>
-                <w:szCs w:val="20"/>
-              </w:rPr>
-              <w:t xml:space="preserve">      </w:t>
-            </w:r>
-            <w:r>
-              <w:rPr>
-                <w:rFonts w:ascii="Century Schoolbook" w:hAnsi="Century Schoolbook"/>
-                <w:sz w:val="20"/>
-                <w:szCs w:val="20"/>
-              </w:rPr>
-              <w:t xml:space="preserve">                   </w:t>
-            </w:r>
-            <w:r>
-              <w:rPr>
-                <w:rFonts w:ascii="Century Schoolbook" w:hAnsi="Century Schoolbook"/>
-                <w:sz w:val="20"/>
-                <w:szCs w:val="20"/>
-              </w:rPr>
-              <w:t xml:space="preserve">                            </w:t>
-            </w:r>
-          </w:p>
-          <w:p>
-            <w:pPr>
-              <w:jc w:val="both"/>
-              <w:rPr>
-                <w:rFonts w:ascii="Century Schoolbook" w:hAnsi="Century Schoolbook"/>
-                <w:sz w:val="20"/>
-                <w:szCs w:val="20"/>
-              </w:rPr>
-            </w:pPr>
-            <w:r>
-              <w:rPr>
-                <w:rFonts w:ascii="Century Schoolbook" w:hAnsi="Century Schoolbook"/>
-                <w:sz w:val="20"/>
-                <w:szCs w:val="20"/>
-              </w:rPr>
-              <w:t>• Taught low-income high school students.  Successfully applied for grant for new h</w:t>
-            </w:r>
-            <w:r>
-              <w:rPr>
-                <w:rFonts w:ascii="Century Schoolbook" w:hAnsi="Century Schoolbook"/>
-                <w:sz w:val="20"/>
-                <w:szCs w:val="20"/>
-              </w:rPr>
-              <w:t>igh school library collection</w:t>
-            </w:r>
-            <w:r>
-              <w:rPr>
-                <w:rFonts w:ascii="Century Schoolbook" w:hAnsi="Century Schoolbook"/>
-                <w:sz w:val="20"/>
-                <w:szCs w:val="20"/>
-              </w:rPr>
-              <w:t>.</w:t>
-            </w:r>
-          </w:p>
-          <w:p>
-            <w:pPr>
-              <w:jc w:val="both"/>
-              <w:rPr>
-                <w:rFonts w:ascii="Century Schoolbook" w:hAnsi="Century Schoolbook"/>
-                <w:sz w:val="20"/>
-                <w:szCs w:val="20"/>
-              </w:rPr>
-            </w:pPr>
-            <w:r>
-              <w:rPr>
-                <w:rFonts w:ascii="Century Schoolbook" w:hAnsi="Century Schoolbook"/>
-                <w:sz w:val="20"/>
-                <w:szCs w:val="20"/>
-              </w:rPr>
-              <w:t xml:space="preserve">• Advisor to first student from </w:t>
-            </w:r>
-            <w:proofErr w:type="spellStart"/>
-            <w:r>
-              <w:rPr>
-                <w:rFonts w:ascii="Century Schoolbook" w:hAnsi="Century Schoolbook"/>
-                <w:sz w:val="20"/>
-                <w:szCs w:val="20"/>
-              </w:rPr>
-              <w:t>Jaluit</w:t>
-            </w:r>
-            <w:proofErr w:type="spellEnd"/>
-            <w:r>
-              <w:rPr>
-                <w:rFonts w:ascii="Century Schoolbook" w:hAnsi="Century Schoolbook"/>
-                <w:sz w:val="20"/>
-                <w:szCs w:val="20"/>
-              </w:rPr>
-              <w:t xml:space="preserve">, Marshall Islands </w:t>
-            </w:r>
-            <w:r>
-              <w:rPr>
-                <w:rFonts w:ascii="Century Schoolbook" w:hAnsi="Century Schoolbook"/>
-                <w:sz w:val="20"/>
-                <w:szCs w:val="20"/>
-              </w:rPr>
-              <w:t>to win</w:t>
-            </w:r>
-            <w:r>
-              <w:rPr>
-                <w:rFonts w:ascii="Century Schoolbook" w:hAnsi="Century Schoolbook"/>
-                <w:sz w:val="20"/>
-                <w:szCs w:val="20"/>
-              </w:rPr>
-              <w:t xml:space="preserve"> prestigious US Department of the Interior schola</w:t>
-            </w:r>
-            <w:r>
-              <w:rPr>
-                <w:rFonts w:ascii="Century Schoolbook" w:hAnsi="Century Schoolbook"/>
-                <w:sz w:val="20"/>
-                <w:szCs w:val="20"/>
-              </w:rPr>
-              <w:t xml:space="preserve">rship for </w:t>
-            </w:r>
-            <w:r>
-              <w:rPr>
-                <w:rFonts w:ascii="Century Schoolbook" w:hAnsi="Century Schoolbook"/>
-                <w:sz w:val="20"/>
-                <w:szCs w:val="20"/>
-              </w:rPr>
-              <w:t xml:space="preserve">exchange program at Stanford. </w:t>
-            </w:r>
-          </w:p>
-          <w:p>
-            <w:pPr>
-              <w:jc w:val="both"/>
-              <w:rPr>
-                <w:rFonts w:ascii="Century Schoolbook" w:hAnsi="Century Schoolbook"/>
-                <w:sz w:val="20"/>
-                <w:szCs w:val="20"/>
-              </w:rPr>
-            </w:pPr>
-            <w:r>
-              <w:rPr>
-                <w:rFonts w:ascii="Century Schoolbook" w:hAnsi="Century Schoolbook"/>
-                <w:sz w:val="20"/>
-                <w:szCs w:val="20"/>
-              </w:rPr>
-              <w:t xml:space="preserve">• </w:t>
-            </w:r>
-            <w:r>
-              <w:rPr>
-                <w:rFonts w:ascii="Century Schoolbook" w:hAnsi="Century Schoolbook"/>
-                <w:sz w:val="20"/>
-                <w:szCs w:val="20"/>
-              </w:rPr>
-              <w:t>S</w:t>
-            </w:r>
-            <w:r>
-              <w:rPr>
-                <w:rFonts w:ascii="Century Schoolbook" w:hAnsi="Century Schoolbook"/>
-                <w:sz w:val="20"/>
-                <w:szCs w:val="20"/>
-              </w:rPr>
-              <w:t>tudents outperformed growth of honor-student peers on</w:t>
-            </w:r>
-            <w:r>
-              <w:rPr>
-                <w:rFonts w:ascii="Century Schoolbook" w:hAnsi="Century Schoolbook"/>
-                <w:sz w:val="20"/>
-                <w:szCs w:val="20"/>
-              </w:rPr>
-              <w:t xml:space="preserve"> school network exam in English</w:t>
-            </w:r>
-            <w:r>
-              <w:rPr>
-                <w:rFonts w:ascii="Century Schoolbook" w:hAnsi="Century Schoolbook"/>
-                <w:sz w:val="20"/>
-                <w:szCs w:val="20"/>
-              </w:rPr>
-              <w:t>.</w:t>
-            </w:r>
-          </w:p>
-          <w:p>
-            <w:pPr>
-              <w:rPr>
-                <w:rFonts w:ascii="Century Schoolbook" w:hAnsi="Century Schoolbook"/>
-                <w:sz w:val="20"/>
-                <w:szCs w:val="20"/>
-              </w:rPr>
-            </w:pPr>
-          </w:p>
-        </w:tc>
-      </w:tr>
-      <w:tr>
-        <w:tc>
-          <w:tcPr>
-            <w:tcW w:w="1478" w:type="dxa"/>
-          </w:tcPr>
-          <w:p>
-            <w:pPr>
-              <w:rPr>
-                <w:rFonts w:ascii="Century Schoolbook" w:hAnsi="Century Schoolbook"/>
-                <w:smallCaps/>
-                <w:sz w:val="20"/>
-                <w:szCs w:val="20"/>
-              </w:rPr>
-            </w:pPr>
-            <w:r>
-              <w:rPr>
-                <w:rFonts w:ascii="Century Schoolbook" w:hAnsi="Century Schoolbook"/>
-                <w:smallCaps/>
-                <w:sz w:val="20"/>
-                <w:szCs w:val="20"/>
-              </w:rPr>
-              <w:t>Coursework</w:t>
-            </w:r>
-            <w:r>
-              <w:rPr>
-                <w:rFonts w:ascii="Century Schoolbook" w:hAnsi="Century Schoolbook"/>
-                <w:smallCaps/>
-                <w:sz w:val="20"/>
-                <w:szCs w:val="20"/>
-              </w:rPr>
-              <w:br/>
-              <w:t>&amp; Projects</w:t>
-            </w:r>
-          </w:p>
-        </w:tc>
-        <w:tc>
-          <w:tcPr>
-            <w:tcW w:w="9538" w:type="dxa"/>
-          </w:tcPr>
-          <w:p>
-            <w:pPr>
-              <w:rPr>
-                <w:rFonts w:ascii="Century Schoolbook" w:hAnsi="Century Schoolbook"/>
-                <w:sz w:val="20"/>
-                <w:szCs w:val="20"/>
-              </w:rPr>
-            </w:pPr>
-            <w:proofErr w:type="spellStart"/>
-            <w:r>
-              <w:rPr>
-                <w:rFonts w:ascii="Century Schoolbook" w:hAnsi="Century Schoolbook"/>
-                <w:b/>
-                <w:sz w:val="20"/>
-                <w:szCs w:val="20"/>
-              </w:rPr>
-              <w:t>TubeTube</w:t>
-            </w:r>
-            <w:proofErr w:type="spellEnd"/>
-            <w:r>
-              <w:rPr>
-                <w:rFonts w:ascii="Century Schoolbook" w:hAnsi="Century Schoolbook"/>
-                <w:sz w:val="20"/>
-                <w:szCs w:val="20"/>
-              </w:rPr>
-              <w:t>:</w:t>
-            </w:r>
-            <w:r>
-              <w:rPr>
-                <w:rFonts w:ascii="Century Schoolbook" w:hAnsi="Century Schoolbook"/>
-                <w:sz w:val="20"/>
-                <w:szCs w:val="20"/>
-              </w:rPr>
-              <w:t xml:space="preserve"> </w:t>
+                <w:sz w:val="20"/>
+                <w:szCs w:val="20"/>
+              </w:rPr>
+              <w:t>Head to Head</w:t>
+            </w:r>
+            <w:r>
+              <w:rPr>
+                <w:rFonts w:ascii="Century Schoolbook" w:hAnsi="Century Schoolbook"/>
+                <w:sz w:val="20"/>
+                <w:szCs w:val="20"/>
+              </w:rPr>
+              <w:t xml:space="preserve">: </w:t>
             </w:r>
             <w:hyperlink r:id="rId10" w:history="1">
               <w:r>
@@ -1542,7 +1039,7 @@
                   <w:sz w:val="20"/>
                   <w:szCs w:val="20"/>
                 </w:rPr>
-                <w:t>http://tubetubedc.herokuapp.com</w:t>
+                <w:t>http://head2head2.herokuapp.com</w:t>
               </w:r>
             </w:hyperlink>
             <w:r>
@@ -1551,6 +1048,22 @@
                 <w:sz w:val="20"/>
                 <w:szCs w:val="20"/>
               </w:rPr>
+              <w:t xml:space="preserve"> – </w:t>
+            </w:r>
+            <w:r>
+              <w:rPr>
+                <w:rFonts w:ascii="Century Schoolbook" w:hAnsi="Century Schoolbook"/>
+                <w:sz w:val="20"/>
+                <w:szCs w:val="20"/>
+              </w:rPr>
+              <w:t xml:space="preserve">A game that quizzes people on how well they know their friends’ preferences. </w:t>
+            </w:r>
+            <w:r>
+              <w:rPr>
+                <w:rFonts w:ascii="Century Schoolbook" w:hAnsi="Century Schoolbook"/>
+                <w:sz w:val="20"/>
+                <w:szCs w:val="20"/>
+              </w:rPr>
               <w:t xml:space="preserve"> </w:t>
             </w:r>
             <w:r>
@@ -1559,6 +1072,153 @@
                 <w:sz w:val="20"/>
                 <w:szCs w:val="20"/>
               </w:rPr>
+              <w:t>Ruby, Sinatra</w:t>
+            </w:r>
+            <w:r>
+              <w:rPr>
+                <w:rFonts w:ascii="Century Schoolbook" w:hAnsi="Century Schoolbook"/>
+                <w:sz w:val="20"/>
+                <w:szCs w:val="20"/>
+              </w:rPr>
+              <w:t>,</w:t>
+            </w:r>
+            <w:r>
+              <w:rPr>
+                <w:rFonts w:ascii="Century Schoolbook" w:hAnsi="Century Schoolbook"/>
+                <w:sz w:val="20"/>
+                <w:szCs w:val="20"/>
+              </w:rPr>
+              <w:t xml:space="preserve"> Bootstrap</w:t>
+            </w:r>
+            <w:r>
+              <w:rPr>
+                <w:rFonts w:ascii="Century Schoolbook" w:hAnsi="Century Schoolbook"/>
+                <w:sz w:val="20"/>
+                <w:szCs w:val="20"/>
+              </w:rPr>
+              <w:t>.</w:t>
+            </w:r>
+          </w:p>
+          <w:p>
+            <w:pPr>
+              <w:rPr>
+                <w:rFonts w:ascii="Century Schoolbook" w:hAnsi="Century Schoolbook"/>
+                <w:sz w:val="20"/>
+                <w:szCs w:val="20"/>
+              </w:rPr>
+            </w:pPr>
+          </w:p>
+          <w:p>
+            <w:pPr>
+              <w:ind w:left="720" w:hanging="720"/>
+              <w:jc w:val="both"/>
+              <w:rPr>
+                <w:rFonts w:ascii="Century Schoolbook" w:hAnsi="Century Schoolbook"/>
+                <w:b/>
+                <w:sz w:val="20"/>
+                <w:szCs w:val="20"/>
+              </w:rPr>
+            </w:pPr>
+            <w:r>
+              <w:rPr>
+                <w:rFonts w:ascii="Century Schoolbook" w:hAnsi="Century Schoolbook"/>
+                <w:b/>
+                <w:i/>
+                <w:sz w:val="20"/>
+                <w:szCs w:val="20"/>
+              </w:rPr>
+              <w:t>Object-Oriented Design of Data Structures in Java</w:t>
+            </w:r>
+            <w:r>
+              <w:rPr>
+                <w:rFonts w:ascii="Century Schoolbook" w:hAnsi="Century Schoolbook"/>
+                <w:i/>
+                <w:sz w:val="20"/>
+                <w:szCs w:val="20"/>
+              </w:rPr>
+              <w:t xml:space="preserve"> (UC San Diego)</w:t>
+            </w:r>
+            <w:r>
+              <w:rPr>
+                <w:rFonts w:ascii="Century Schoolbook" w:hAnsi="Century Schoolbook"/>
+                <w:i/>
+                <w:sz w:val="20"/>
+                <w:szCs w:val="20"/>
+              </w:rPr>
+              <w:t xml:space="preserve"> – </w:t>
+            </w:r>
+            <w:r>
+              <w:rPr>
+                <w:rFonts w:ascii="Century Schoolbook" w:hAnsi="Century Schoolbook"/>
+                <w:sz w:val="20"/>
+                <w:szCs w:val="20"/>
+              </w:rPr>
+              <w:t>Programming in Java</w:t>
+            </w:r>
+            <w:r>
+              <w:rPr>
+                <w:rFonts w:ascii="Century Schoolbook" w:hAnsi="Century Schoolbook"/>
+                <w:i/>
+                <w:sz w:val="20"/>
+                <w:szCs w:val="20"/>
+              </w:rPr>
+              <w:t xml:space="preserve">. </w:t>
+            </w:r>
+          </w:p>
+          <w:p>
+            <w:pPr>
+              <w:jc w:val="both"/>
+              <w:rPr>
+                <w:rFonts w:ascii="Century Schoolbook" w:hAnsi="Century Schoolbook"/>
+                <w:sz w:val="20"/>
+                <w:szCs w:val="20"/>
+              </w:rPr>
+            </w:pPr>
+            <w:r>
+              <w:rPr>
+                <w:rFonts w:ascii="Century Schoolbook" w:hAnsi="Century Schoolbook"/>
+                <w:b/>
+                <w:i/>
+                <w:sz w:val="20"/>
+                <w:szCs w:val="20"/>
+              </w:rPr>
+              <w:t>P</w:t>
+            </w:r>
+            <w:r>
+              <w:rPr>
+                <w:rFonts w:ascii="Century Schoolbook" w:hAnsi="Century Schoolbook"/>
+                <w:b/>
+                <w:i/>
+                <w:sz w:val="20"/>
+                <w:szCs w:val="20"/>
+              </w:rPr>
+              <w:t>rinciples of Computing</w:t>
+            </w:r>
+            <w:r>
+              <w:rPr>
+                <w:rFonts w:ascii="Century Schoolbook" w:hAnsi="Century Schoolbook"/>
+                <w:i/>
+                <w:sz w:val="20"/>
+                <w:szCs w:val="20"/>
+              </w:rPr>
+              <w:t xml:space="preserve"> (Rice University)</w:t>
+            </w:r>
+            <w:r>
+              <w:rPr>
+                <w:rFonts w:ascii="Century Schoolbook" w:hAnsi="Century Schoolbook"/>
+                <w:i/>
+                <w:sz w:val="20"/>
+                <w:szCs w:val="20"/>
+              </w:rPr>
+              <w:t xml:space="preserve"> </w:t>
+            </w:r>
+            <w:r>
+              <w:rPr>
+                <w:rFonts w:ascii="Century Schoolbook" w:hAnsi="Century Schoolbook"/>
+                <w:i/>
+                <w:sz w:val="20"/>
+                <w:szCs w:val="20"/>
+              </w:rPr>
               <w:t xml:space="preserve">– </w:t>
             </w:r>
             <w:r>
@@ -1567,63 +1227,41 @@
                 <w:sz w:val="20"/>
                 <w:szCs w:val="20"/>
               </w:rPr>
-              <w:t>“Perfectly-ti</w:t>
-            </w:r>
-            <w:r>
-              <w:rPr>
-                <w:rFonts w:ascii="Century Schoolbook" w:hAnsi="Century Schoolbook"/>
-                <w:sz w:val="20"/>
-                <w:szCs w:val="20"/>
-              </w:rPr>
-              <w:t>med videos for your commute.”</w:t>
-            </w:r>
-            <w:r>
-              <w:rPr>
-                <w:rFonts w:ascii="Century Schoolbook" w:hAnsi="Century Schoolbook"/>
-                <w:sz w:val="20"/>
-                <w:szCs w:val="20"/>
-              </w:rPr>
-              <w:br/>
-            </w:r>
-            <w:r>
-              <w:rPr>
-                <w:rFonts w:ascii="Century Schoolbook" w:hAnsi="Century Schoolbook"/>
-                <w:sz w:val="20"/>
-                <w:szCs w:val="20"/>
-              </w:rPr>
-              <w:t>Ruby on Rails, WMATA Transit API, YouTube API</w:t>
-            </w:r>
-          </w:p>
-          <w:p>
-            <w:pPr>
-              <w:rPr>
-                <w:rFonts w:ascii="Century Schoolbook" w:hAnsi="Century Schoolbook"/>
-                <w:sz w:val="20"/>
-                <w:szCs w:val="20"/>
-              </w:rPr>
-            </w:pPr>
-            <w:r>
-              <w:rPr>
-                <w:rFonts w:ascii="Century Schoolbook" w:hAnsi="Century Schoolbook"/>
-                <w:b/>
-                <w:sz w:val="20"/>
-                <w:szCs w:val="20"/>
-              </w:rPr>
-              <w:t>Online Coursework</w:t>
-            </w:r>
-            <w:r>
-              <w:rPr>
-                <w:rFonts w:ascii="Century Schoolbook" w:hAnsi="Century Schoolbook"/>
-                <w:b/>
-                <w:sz w:val="20"/>
-                <w:szCs w:val="20"/>
-              </w:rPr>
-              <w:t>:</w:t>
-            </w:r>
-            <w:r>
-              <w:rPr>
-                <w:rFonts w:ascii="Century Schoolbook" w:hAnsi="Century Schoolbook"/>
-                <w:b/>
+              <w:t xml:space="preserve">Programming and mathematical skills in Python. </w:t>
+            </w:r>
+          </w:p>
+          <w:p>
+            <w:pPr>
+              <w:jc w:val="both"/>
+              <w:rPr>
+                <w:rFonts w:ascii="Century Schoolbook" w:hAnsi="Century Schoolbook"/>
+                <w:sz w:val="20"/>
+                <w:szCs w:val="20"/>
+              </w:rPr>
+            </w:pPr>
+            <w:r>
+              <w:rPr>
+                <w:rFonts w:ascii="Century Schoolbook" w:hAnsi="Century Schoolbook"/>
+                <w:b/>
+                <w:i/>
+                <w:sz w:val="20"/>
+                <w:szCs w:val="20"/>
+              </w:rPr>
+              <w:t>Algorithmic Thinking</w:t>
+            </w:r>
+            <w:r>
+              <w:rPr>
+                <w:rFonts w:ascii="Century Schoolbook" w:hAnsi="Century Schoolbook"/>
+                <w:i/>
+                <w:sz w:val="20"/>
+                <w:szCs w:val="20"/>
+              </w:rPr>
+              <w:t xml:space="preserve"> (Rice University)</w:t>
+            </w:r>
+            <w:r>
+              <w:rPr>
+                <w:rFonts w:ascii="Century Schoolbook" w:hAnsi="Century Schoolbook"/>
+                <w:i/>
                 <w:sz w:val="20"/>
                 <w:szCs w:val="20"/>
               </w:rPr>
@@ -1632,46 +1270,16 @@
             <w:r>
               <w:rPr>
                 <w:rFonts w:ascii="Century Schoolbook" w:hAnsi="Century Schoolbook"/>
-                <w:sz w:val="20"/>
-                <w:szCs w:val="20"/>
-              </w:rPr>
-              <w:t>Object-Oriented Design of Data St</w:t>
-            </w:r>
-            <w:r>
-              <w:rPr>
-                <w:rFonts w:ascii="Century Schoolbook" w:hAnsi="Century Schoolbook"/>
-                <w:sz w:val="20"/>
-                <w:szCs w:val="20"/>
-              </w:rPr>
-              <w:t>ructur</w:t>
-            </w:r>
-            <w:r>
-              <w:rPr>
-                <w:rFonts w:ascii="Century Schoolbook" w:hAnsi="Century Schoolbook"/>
-                <w:sz w:val="20"/>
-                <w:szCs w:val="20"/>
-              </w:rPr>
-              <w:t>es</w:t>
-            </w:r>
-            <w:r>
-              <w:rPr>
-                <w:rFonts w:ascii="Century Schoolbook" w:hAnsi="Century Schoolbook"/>
-                <w:sz w:val="20"/>
-                <w:szCs w:val="20"/>
-              </w:rPr>
-              <w:t xml:space="preserve"> in Java</w:t>
-            </w:r>
-            <w:r>
-              <w:rPr>
-                <w:rFonts w:ascii="Century Schoolbook" w:hAnsi="Century Schoolbook"/>
-                <w:sz w:val="20"/>
-                <w:szCs w:val="20"/>
-              </w:rPr>
-              <w:t>,</w:t>
-            </w:r>
-            <w:r>
-              <w:rPr>
-                <w:rFonts w:ascii="Century Schoolbook" w:hAnsi="Century Schoolbook"/>
+                <w:i/>
+                <w:sz w:val="20"/>
+                <w:szCs w:val="20"/>
+              </w:rPr>
+              <w:t>–</w:t>
+            </w:r>
+            <w:r>
+              <w:rPr>
+                <w:rFonts w:ascii="Century Schoolbook" w:hAnsi="Century Schoolbook"/>
+                <w:i/>
                 <w:sz w:val="20"/>
                 <w:szCs w:val="20"/>
               </w:rPr>
@@ -1683,26 +1291,17 @@
                 <w:sz w:val="20"/>
                 <w:szCs w:val="20"/>
               </w:rPr>
-              <w:t>Principles of Computing</w:t>
-            </w:r>
-            <w:r>
-              <w:rPr>
-                <w:rFonts w:ascii="Century Schoolbook" w:hAnsi="Century Schoolbook"/>
-                <w:sz w:val="20"/>
-                <w:szCs w:val="20"/>
-              </w:rPr>
-              <w:t>, Algorithmic Thinking</w:t>
-            </w:r>
-            <w:bookmarkStart w:id="0" w:name="_GoBack"/>
-            <w:bookmarkEnd w:id="0"/>
-            <w:r>
-              <w:rPr>
-                <w:rFonts w:ascii="Century Schoolbook" w:hAnsi="Century Schoolbook"/>
-                <w:sz w:val="20"/>
-                <w:szCs w:val="20"/>
-              </w:rPr>
-              <w:br/>
-            </w:r>
+              <w:t xml:space="preserve">Analyzed and implemented algorithmic structures to solve problem sets. Emphasis on Big-O runtime estimation, graphs, searching and sorting. </w:t>
+            </w:r>
+          </w:p>
+          <w:p>
+            <w:pPr>
+              <w:rPr>
+                <w:rFonts w:ascii="Century Schoolbook" w:hAnsi="Century Schoolbook"/>
+                <w:sz w:val="20"/>
+                <w:szCs w:val="20"/>
+              </w:rPr>
+            </w:pPr>
           </w:p>
         </w:tc>
       </w:tr>
@@ -1727,7 +1326,7 @@
                 <w:sz w:val="20"/>
                 <w:szCs w:val="20"/>
               </w:rPr>
-              <w:t>Education</w:t>
+              <w:t>Additional Experience</w:t>
             </w:r>
           </w:p>
         </w:tc>
@@ -1751,6 +1350,453 @@
                 <w:sz w:val="20"/>
                 <w:szCs w:val="20"/>
               </w:rPr>
+              <w:t xml:space="preserve">American Board, </w:t>
+            </w:r>
+            <w:r>
+              <w:rPr>
+                <w:rFonts w:ascii="Century Schoolbook" w:hAnsi="Century Schoolbook"/>
+                <w:sz w:val="20"/>
+                <w:szCs w:val="20"/>
+              </w:rPr>
+              <w:t xml:space="preserve">Washington, D.C.             </w:t>
+            </w:r>
+            <w:r>
+              <w:rPr>
+                <w:rFonts w:ascii="Century Schoolbook" w:hAnsi="Century Schoolbook"/>
+                <w:sz w:val="20"/>
+                <w:szCs w:val="20"/>
+              </w:rPr>
+              <w:t xml:space="preserve">                                                                           </w:t>
+            </w:r>
+            <w:r>
+              <w:rPr>
+                <w:rFonts w:ascii="Century Schoolbook" w:hAnsi="Century Schoolbook"/>
+                <w:sz w:val="20"/>
+                <w:szCs w:val="20"/>
+              </w:rPr>
+              <w:t>2012-2013</w:t>
+            </w:r>
+            <w:r>
+              <w:rPr>
+                <w:rFonts w:ascii="Century Schoolbook" w:hAnsi="Century Schoolbook"/>
+                <w:sz w:val="20"/>
+                <w:szCs w:val="20"/>
+              </w:rPr>
+              <w:br/>
+            </w:r>
+            <w:r>
+              <w:rPr>
+                <w:rFonts w:ascii="Century Schoolbook" w:hAnsi="Century Schoolbook"/>
+                <w:b/>
+                <w:i/>
+                <w:sz w:val="20"/>
+                <w:szCs w:val="20"/>
+              </w:rPr>
+              <w:t>Teaching Candidate Advisor</w:t>
+            </w:r>
+          </w:p>
+          <w:p>
+            <w:pPr>
+              <w:rPr>
+                <w:rFonts w:ascii="Century Schoolbook" w:hAnsi="Century Schoolbook"/>
+                <w:b/>
+                <w:sz w:val="20"/>
+                <w:szCs w:val="20"/>
+              </w:rPr>
+            </w:pPr>
+            <w:r>
+              <w:rPr>
+                <w:rFonts w:ascii="Century Schoolbook" w:hAnsi="Century Schoolbook"/>
+                <w:sz w:val="20"/>
+                <w:szCs w:val="20"/>
+              </w:rPr>
+              <w:t xml:space="preserve">• </w:t>
+            </w:r>
+            <w:r>
+              <w:rPr>
+                <w:rFonts w:ascii="Century Schoolbook" w:hAnsi="Century Schoolbook"/>
+                <w:sz w:val="20"/>
+                <w:szCs w:val="20"/>
+              </w:rPr>
+              <w:t>Coordinate</w:t>
+            </w:r>
+            <w:r>
+              <w:rPr>
+                <w:rFonts w:ascii="Century Schoolbook" w:hAnsi="Century Schoolbook"/>
+                <w:sz w:val="20"/>
+                <w:szCs w:val="20"/>
+              </w:rPr>
+              <w:t>d</w:t>
+            </w:r>
+            <w:r>
+              <w:rPr>
+                <w:rFonts w:ascii="Century Schoolbook" w:hAnsi="Century Schoolbook"/>
+                <w:sz w:val="20"/>
+                <w:szCs w:val="20"/>
+              </w:rPr>
+              <w:t xml:space="preserve"> with </w:t>
+            </w:r>
+            <w:r>
+              <w:rPr>
+                <w:rFonts w:ascii="Century Schoolbook" w:hAnsi="Century Schoolbook"/>
+                <w:sz w:val="20"/>
+                <w:szCs w:val="20"/>
+              </w:rPr>
+              <w:t>software development</w:t>
+            </w:r>
+            <w:r>
+              <w:rPr>
+                <w:rFonts w:ascii="Century Schoolbook" w:hAnsi="Century Schoolbook"/>
+                <w:sz w:val="20"/>
+                <w:szCs w:val="20"/>
+              </w:rPr>
+              <w:t xml:space="preserve"> </w:t>
+            </w:r>
+            <w:r>
+              <w:rPr>
+                <w:rFonts w:ascii="Century Schoolbook" w:hAnsi="Century Schoolbook"/>
+                <w:sz w:val="20"/>
+                <w:szCs w:val="20"/>
+              </w:rPr>
+              <w:t xml:space="preserve">team </w:t>
+            </w:r>
+            <w:r>
+              <w:rPr>
+                <w:rFonts w:ascii="Century Schoolbook" w:hAnsi="Century Schoolbook"/>
+                <w:sz w:val="20"/>
+                <w:szCs w:val="20"/>
+              </w:rPr>
+              <w:t>to digitize steps in certification process, including autom</w:t>
+            </w:r>
+            <w:r>
+              <w:rPr>
+                <w:rFonts w:ascii="Century Schoolbook" w:hAnsi="Century Schoolbook"/>
+                <w:sz w:val="20"/>
+                <w:szCs w:val="20"/>
+              </w:rPr>
+              <w:t>ating exam score record reports and creating new curriculum</w:t>
+            </w:r>
+            <w:r>
+              <w:rPr>
+                <w:rFonts w:ascii="Century Schoolbook" w:hAnsi="Century Schoolbook"/>
+                <w:sz w:val="20"/>
+                <w:szCs w:val="20"/>
+              </w:rPr>
+              <w:t xml:space="preserve"> web</w:t>
+            </w:r>
+            <w:r>
+              <w:rPr>
+                <w:rFonts w:ascii="Century Schoolbook" w:hAnsi="Century Schoolbook"/>
+                <w:sz w:val="20"/>
+                <w:szCs w:val="20"/>
+              </w:rPr>
+              <w:t xml:space="preserve"> portal.</w:t>
+            </w:r>
+            <w:r>
+              <w:rPr>
+                <w:rFonts w:ascii="Century Schoolbook" w:hAnsi="Century Schoolbook"/>
+                <w:sz w:val="20"/>
+                <w:szCs w:val="20"/>
+              </w:rPr>
+              <w:br/>
+            </w:r>
+            <w:r>
+              <w:rPr>
+                <w:rFonts w:ascii="Century Schoolbook" w:hAnsi="Century Schoolbook"/>
+                <w:sz w:val="20"/>
+                <w:szCs w:val="20"/>
+              </w:rPr>
+              <w:br/>
+            </w:r>
+            <w:r>
+              <w:rPr>
+                <w:rFonts w:ascii="Century Schoolbook" w:hAnsi="Century Schoolbook"/>
+                <w:b/>
+                <w:sz w:val="20"/>
+                <w:szCs w:val="20"/>
+              </w:rPr>
+              <w:t xml:space="preserve">U.S. Department of State, </w:t>
+            </w:r>
+            <w:r>
+              <w:rPr>
+                <w:rFonts w:ascii="Century Schoolbook" w:hAnsi="Century Schoolbook"/>
+                <w:sz w:val="20"/>
+                <w:szCs w:val="20"/>
+              </w:rPr>
+              <w:t xml:space="preserve">Washington, D.C. &amp; Mumbai, India             </w:t>
+            </w:r>
+            <w:r>
+              <w:rPr>
+                <w:rFonts w:ascii="Century Schoolbook" w:hAnsi="Century Schoolbook"/>
+                <w:sz w:val="20"/>
+                <w:szCs w:val="20"/>
+              </w:rPr>
+              <w:t xml:space="preserve">                             </w:t>
+            </w:r>
+            <w:r>
+              <w:rPr>
+                <w:rFonts w:ascii="Century Schoolbook" w:hAnsi="Century Schoolbook"/>
+                <w:sz w:val="20"/>
+                <w:szCs w:val="20"/>
+              </w:rPr>
+              <w:t>2013-2015</w:t>
+            </w:r>
+            <w:r>
+              <w:rPr>
+                <w:rFonts w:ascii="Century Schoolbook" w:hAnsi="Century Schoolbook"/>
+                <w:sz w:val="20"/>
+                <w:szCs w:val="20"/>
+              </w:rPr>
+              <w:br/>
+            </w:r>
+            <w:r>
+              <w:rPr>
+                <w:rFonts w:ascii="Century Schoolbook" w:hAnsi="Century Schoolbook"/>
+                <w:b/>
+                <w:i/>
+                <w:sz w:val="20"/>
+                <w:szCs w:val="20"/>
+              </w:rPr>
+              <w:t>Special Investigator,</w:t>
+            </w:r>
+            <w:r>
+              <w:rPr>
+                <w:rFonts w:ascii="Century Schoolbook" w:hAnsi="Century Schoolbook"/>
+                <w:b/>
+                <w:sz w:val="20"/>
+                <w:szCs w:val="20"/>
+              </w:rPr>
+              <w:t xml:space="preserve"> </w:t>
+            </w:r>
+            <w:r>
+              <w:rPr>
+                <w:rFonts w:ascii="Century Schoolbook" w:hAnsi="Century Schoolbook"/>
+                <w:sz w:val="20"/>
+                <w:szCs w:val="20"/>
+              </w:rPr>
+              <w:t>Security Clearance Background Investigations Coordinator</w:t>
+            </w:r>
+            <w:r>
+              <w:rPr>
+                <w:rFonts w:ascii="Century Schoolbook" w:hAnsi="Century Schoolbook"/>
+                <w:sz w:val="20"/>
+                <w:szCs w:val="20"/>
+              </w:rPr>
+              <w:br/>
+            </w:r>
+            <w:r>
+              <w:rPr>
+                <w:rFonts w:ascii="Century Schoolbook" w:hAnsi="Century Schoolbook"/>
+                <w:sz w:val="20"/>
+                <w:szCs w:val="20"/>
+              </w:rPr>
+              <w:t xml:space="preserve">• </w:t>
+            </w:r>
+            <w:r>
+              <w:rPr>
+                <w:rFonts w:ascii="Century Schoolbook" w:hAnsi="Century Schoolbook"/>
+                <w:sz w:val="20"/>
+                <w:szCs w:val="20"/>
+              </w:rPr>
+              <w:t xml:space="preserve">Wrote PHP </w:t>
+            </w:r>
+            <w:r>
+              <w:rPr>
+                <w:rFonts w:ascii="Century Schoolbook" w:hAnsi="Century Schoolbook"/>
+                <w:sz w:val="20"/>
+                <w:szCs w:val="20"/>
+              </w:rPr>
+              <w:t>script to facilitate repetitive report-related tasks, freein</w:t>
+            </w:r>
+            <w:r>
+              <w:rPr>
+                <w:rFonts w:ascii="Century Schoolbook" w:hAnsi="Century Schoolbook"/>
+                <w:sz w:val="20"/>
+                <w:szCs w:val="20"/>
+              </w:rPr>
+              <w:t>g up time for investigations</w:t>
+            </w:r>
+            <w:r>
+              <w:rPr>
+                <w:rFonts w:ascii="Century Schoolbook" w:hAnsi="Century Schoolbook"/>
+                <w:sz w:val="20"/>
+                <w:szCs w:val="20"/>
+              </w:rPr>
+              <w:t>.</w:t>
+            </w:r>
+          </w:p>
+          <w:p>
+            <w:pPr>
+              <w:rPr>
+                <w:rFonts w:ascii="Century Schoolbook" w:hAnsi="Century Schoolbook"/>
+                <w:sz w:val="20"/>
+                <w:szCs w:val="20"/>
+              </w:rPr>
+            </w:pPr>
+          </w:p>
+          <w:p>
+            <w:pPr>
+              <w:rPr>
+                <w:rFonts w:ascii="Century Schoolbook" w:hAnsi="Century Schoolbook"/>
+                <w:sz w:val="20"/>
+                <w:szCs w:val="20"/>
+              </w:rPr>
+            </w:pPr>
+            <w:r>
+              <w:rPr>
+                <w:rFonts w:ascii="Century Schoolbook" w:hAnsi="Century Schoolbook"/>
+                <w:b/>
+                <w:i/>
+                <w:sz w:val="20"/>
+                <w:szCs w:val="20"/>
+              </w:rPr>
+              <w:t xml:space="preserve">High School English Teacher, </w:t>
+            </w:r>
+            <w:r>
+              <w:rPr>
+                <w:rFonts w:ascii="Century Schoolbook" w:hAnsi="Century Schoolbook"/>
+                <w:sz w:val="20"/>
+                <w:szCs w:val="20"/>
+              </w:rPr>
+              <w:t xml:space="preserve">Washington, D.C </w:t>
+            </w:r>
+            <w:r>
+              <w:rPr>
+                <w:rFonts w:ascii="Century Schoolbook" w:hAnsi="Century Schoolbook"/>
+                <w:sz w:val="20"/>
+                <w:szCs w:val="20"/>
+              </w:rPr>
+              <w:t xml:space="preserve">                       </w:t>
+            </w:r>
+            <w:r>
+              <w:rPr>
+                <w:rFonts w:ascii="Century Schoolbook" w:hAnsi="Century Schoolbook"/>
+                <w:sz w:val="20"/>
+                <w:szCs w:val="20"/>
+              </w:rPr>
+              <w:t xml:space="preserve">                                         </w:t>
+            </w:r>
+            <w:r>
+              <w:rPr>
+                <w:rFonts w:ascii="Century Schoolbook" w:hAnsi="Century Schoolbook"/>
+                <w:sz w:val="20"/>
+                <w:szCs w:val="20"/>
+              </w:rPr>
+              <w:t>2010-2012</w:t>
+            </w:r>
+            <w:r>
+              <w:rPr>
+                <w:rFonts w:ascii="Century Schoolbook" w:hAnsi="Century Schoolbook"/>
+                <w:sz w:val="20"/>
+                <w:szCs w:val="20"/>
+              </w:rPr>
+              <w:t xml:space="preserve">      </w:t>
+            </w:r>
+            <w:r>
+              <w:rPr>
+                <w:rFonts w:ascii="Century Schoolbook" w:hAnsi="Century Schoolbook"/>
+                <w:sz w:val="20"/>
+                <w:szCs w:val="20"/>
+              </w:rPr>
+              <w:t xml:space="preserve">                                               </w:t>
+            </w:r>
+          </w:p>
+          <w:p>
+            <w:pPr>
+              <w:jc w:val="both"/>
+              <w:rPr>
+                <w:rFonts w:ascii="Century Schoolbook" w:hAnsi="Century Schoolbook"/>
+                <w:sz w:val="20"/>
+                <w:szCs w:val="20"/>
+              </w:rPr>
+            </w:pPr>
+            <w:r>
+              <w:rPr>
+                <w:rFonts w:ascii="Century Schoolbook" w:hAnsi="Century Schoolbook"/>
+                <w:sz w:val="20"/>
+                <w:szCs w:val="20"/>
+              </w:rPr>
+              <w:t>• Taught low-income high school students.  Successfully applied for grant for new h</w:t>
+            </w:r>
+            <w:r>
+              <w:rPr>
+                <w:rFonts w:ascii="Century Schoolbook" w:hAnsi="Century Schoolbook"/>
+                <w:sz w:val="20"/>
+                <w:szCs w:val="20"/>
+              </w:rPr>
+              <w:t>igh school library collection. S</w:t>
+            </w:r>
+            <w:r>
+              <w:rPr>
+                <w:rFonts w:ascii="Century Schoolbook" w:hAnsi="Century Schoolbook"/>
+                <w:sz w:val="20"/>
+                <w:szCs w:val="20"/>
+              </w:rPr>
+              <w:t>tudents outperformed growth of honor-student peers on</w:t>
+            </w:r>
+            <w:r>
+              <w:rPr>
+                <w:rFonts w:ascii="Century Schoolbook" w:hAnsi="Century Schoolbook"/>
+                <w:sz w:val="20"/>
+                <w:szCs w:val="20"/>
+              </w:rPr>
+              <w:t xml:space="preserve"> school network exam.</w:t>
+            </w:r>
+            <w:r>
+              <w:rPr>
+                <w:rFonts w:ascii="Century Schoolbook" w:hAnsi="Century Schoolbook"/>
+                <w:sz w:val="20"/>
+                <w:szCs w:val="20"/>
+              </w:rPr>
+              <w:br/>
+            </w:r>
+          </w:p>
+        </w:tc>
+      </w:tr>
+      <w:tr>
+        <w:tc>
+          <w:tcPr>
+            <w:tcW w:w="1478" w:type="dxa"/>
+          </w:tcPr>
+          <w:p>
+            <w:pPr>
+              <w:rPr>
+                <w:rFonts w:ascii="Century Schoolbook" w:hAnsi="Century Schoolbook"/>
+                <w:smallCaps/>
+                <w:sz w:val="20"/>
+                <w:szCs w:val="20"/>
+              </w:rPr>
+            </w:pPr>
+            <w:r>
+              <w:rPr>
+                <w:rFonts w:ascii="Century Schoolbook" w:hAnsi="Century Schoolbook"/>
+                <w:smallCaps/>
+                <w:sz w:val="20"/>
+                <w:szCs w:val="20"/>
+              </w:rPr>
+              <w:t>Education</w:t>
+            </w:r>
+          </w:p>
+        </w:tc>
+        <w:tc>
+          <w:tcPr>
+            <w:tcW w:w="9538" w:type="dxa"/>
+          </w:tcPr>
+          <w:p>
+            <w:pPr>
+              <w:rPr>
+                <w:rFonts w:ascii="Century Schoolbook" w:hAnsi="Century Schoolbook"/>
+                <w:sz w:val="20"/>
+                <w:szCs w:val="20"/>
+              </w:rPr>
+            </w:pPr>
+            <w:r>
+              <w:rPr>
+                <w:rFonts w:ascii="Century Schoolbook" w:hAnsi="Century Schoolbook"/>
+                <w:b/>
+                <w:sz w:val="20"/>
+                <w:szCs w:val="20"/>
+              </w:rPr>
               <w:t>Dartmouth College</w:t>
             </w:r>
             <w:r>
@@ -1769,6 +1815,26 @@
                 <w:szCs w:val="20"/>
               </w:rPr>
               <w:t>Academic Citation in Math; Cum Laude Honors 2008-2010</w:t>
+            </w:r>
+          </w:p>
+          <w:p>
+            <w:pPr>
+              <w:rPr>
+                <w:rFonts w:ascii="Century Schoolbook" w:hAnsi="Century Schoolbook"/>
+                <w:b/>
+                <w:i/>
+                <w:sz w:val="20"/>
+                <w:szCs w:val="20"/>
+              </w:rPr>
+            </w:pPr>
+            <w:r>
+              <w:rPr>
+                <w:rFonts w:ascii="Century Schoolbook" w:hAnsi="Century Schoolbook"/>
+                <w:i/>
+                <w:sz w:val="20"/>
+                <w:szCs w:val="20"/>
+              </w:rPr>
+              <w:t>Rockefeller Leadership Fellows staff member; Alumni donations call center manager</w:t>
             </w:r>
           </w:p>
         </w:tc>
@@ -2077,7 +2143,6 @@
   <w:style w:type="character" w:default="1" w:styleId="DefaultParagraphFont">
     <w:name w:val="Default Paragraph Font"/>
     <w:uiPriority w:val="1"/>
-    <w:semiHidden/>
     <w:unhideWhenUsed/>
   </w:style>
   <w:style w:type="table" w:default="1" w:styleId="TableNormal">
@@ -2176,6 +2241,18 @@
     <w:link w:val="Footer"/>
     <w:uiPriority w:val="99"/>
     <w:rsid w:val="00E1285A"/>
+  </w:style>
+  <w:style w:type="character" w:styleId="FollowedHyperlink">
+    <w:name w:val="FollowedHyperlink"/>
+    <w:basedOn w:val="DefaultParagraphFont"/>
+    <w:uiPriority w:val="99"/>
+    <w:semiHidden/>
+    <w:unhideWhenUsed/>
+    <w:rsid w:val="00A018E5"/>
+    <w:rPr>
+      <w:color w:val="800080" w:themeColor="followedHyperlink"/>
+      <w:u w:val="single"/>
+    </w:rPr>
   </w:style>
 </w:styles>
 </file>
@@ -2340,7 +2417,6 @@
   <w:style w:type="character" w:default="1" w:styleId="DefaultParagraphFont">
     <w:name w:val="Default Paragraph Font"/>
     <w:uiPriority w:val="1"/>
-    <w:semiHidden/>
     <w:unhideWhenUsed/>
   </w:style>
   <w:style w:type="table" w:default="1" w:styleId="TableNormal">
@@ -2439,6 +2515,18 @@
     <w:link w:val="Footer"/>
     <w:uiPriority w:val="99"/>
     <w:rsid w:val="00E1285A"/>
+  </w:style>
+  <w:style w:type="character" w:styleId="FollowedHyperlink">
+    <w:name w:val="FollowedHyperlink"/>
+    <w:basedOn w:val="DefaultParagraphFont"/>
+    <w:uiPriority w:val="99"/>
+    <w:semiHidden/>
+    <w:unhideWhenUsed/>
+    <w:rsid w:val="00A018E5"/>
+    <w:rPr>
+      <w:color w:val="800080" w:themeColor="followedHyperlink"/>
+      <w:u w:val="single"/>
+    </w:rPr>
   </w:style>
 </w:styles>
 </file>

--- a/Rivadeneira-10-17.docx
+++ b/Rivadeneira-10-17.docx
@@ -654,130 +654,21 @@
                 <w:szCs w:val="20"/>
               </w:rPr>
             </w:pPr>
-            <w:bookmarkStart w:id="0" w:name="_GoBack"/>
-          </w:p>
-          <w:bookmarkEnd w:id="0"/>
-          <w:p>
-            <w:pPr>
-              <w:rPr>
-                <w:rFonts w:ascii="Century Schoolbook" w:hAnsi="Century Schoolbook"/>
-                <w:b/>
-                <w:sz w:val="20"/>
-                <w:szCs w:val="20"/>
-              </w:rPr>
-            </w:pPr>
-            <w:proofErr w:type="spellStart"/>
-            <w:r>
-              <w:rPr>
-                <w:rFonts w:ascii="Century Schoolbook" w:hAnsi="Century Schoolbook"/>
-                <w:b/>
-                <w:sz w:val="20"/>
-                <w:szCs w:val="20"/>
-              </w:rPr>
-              <w:t>Myst</w:t>
-            </w:r>
-            <w:proofErr w:type="spellEnd"/>
-            <w:r>
-              <w:rPr>
-                <w:rFonts w:ascii="Century Schoolbook" w:hAnsi="Century Schoolbook"/>
-                <w:b/>
-                <w:sz w:val="20"/>
-                <w:szCs w:val="20"/>
-              </w:rPr>
-              <w:t xml:space="preserve"> Obsession </w:t>
-            </w:r>
-            <w:proofErr w:type="spellStart"/>
-            <w:r>
-              <w:rPr>
-                <w:rFonts w:ascii="Century Schoolbook" w:hAnsi="Century Schoolbook"/>
-                <w:b/>
-                <w:sz w:val="20"/>
-                <w:szCs w:val="20"/>
-              </w:rPr>
-              <w:t>Fansite</w:t>
-            </w:r>
-            <w:proofErr w:type="spellEnd"/>
-            <w:r>
-              <w:rPr>
-                <w:rFonts w:ascii="Century Schoolbook" w:hAnsi="Century Schoolbook"/>
-                <w:b/>
-                <w:sz w:val="20"/>
-                <w:szCs w:val="20"/>
-              </w:rPr>
-              <w:t xml:space="preserve">, </w:t>
-            </w:r>
-            <w:r>
-              <w:rPr>
-                <w:rFonts w:ascii="Century Schoolbook" w:hAnsi="Century Schoolbook"/>
-                <w:sz w:val="20"/>
-                <w:szCs w:val="20"/>
-              </w:rPr>
-              <w:t xml:space="preserve">Niskayuna, NY    </w:t>
-            </w:r>
-            <w:r>
-              <w:rPr>
-                <w:rFonts w:ascii="Century Schoolbook" w:hAnsi="Century Schoolbook"/>
-                <w:sz w:val="20"/>
-                <w:szCs w:val="20"/>
-              </w:rPr>
-              <w:t xml:space="preserve">                                                                          </w:t>
-            </w:r>
-            <w:r>
-              <w:rPr>
-                <w:rFonts w:ascii="Century Schoolbook" w:hAnsi="Century Schoolbook"/>
-                <w:sz w:val="20"/>
-                <w:szCs w:val="20"/>
-              </w:rPr>
-              <w:t>2000-2004</w:t>
-            </w:r>
-            <w:r>
-              <w:rPr>
-                <w:rFonts w:ascii="Century Schoolbook" w:hAnsi="Century Schoolbook"/>
-                <w:sz w:val="20"/>
-                <w:szCs w:val="20"/>
-              </w:rPr>
-              <w:br/>
-            </w:r>
-            <w:r>
-              <w:rPr>
-                <w:rFonts w:ascii="Century Schoolbook" w:hAnsi="Century Schoolbook"/>
-                <w:b/>
-                <w:i/>
-                <w:sz w:val="20"/>
-                <w:szCs w:val="20"/>
-              </w:rPr>
-              <w:t>Founder &amp; Developer</w:t>
-            </w:r>
           </w:p>
           <w:p>
             <w:pPr>
-              <w:jc w:val="both"/>
-              <w:rPr>
-                <w:rFonts w:ascii="Century Schoolbook" w:hAnsi="Century Schoolbook"/>
+              <w:rPr>
+                <w:rFonts w:ascii="Century Schoolbook" w:hAnsi="Century Schoolbook"/>
+                <w:b/>
                 <w:sz w:val="20"/>
                 <w:szCs w:val="20"/>
               </w:rPr>
             </w:pPr>
-            <w:r>
-              <w:rPr>
-                <w:rFonts w:ascii="Century Schoolbook" w:hAnsi="Century Schoolbook"/>
-                <w:sz w:val="20"/>
-                <w:szCs w:val="20"/>
-              </w:rPr>
-              <w:t xml:space="preserve">• </w:t>
-            </w:r>
-            <w:r>
-              <w:rPr>
-                <w:rFonts w:ascii="Century Schoolbook" w:hAnsi="Century Schoolbook"/>
-                <w:sz w:val="20"/>
-                <w:szCs w:val="20"/>
-              </w:rPr>
-              <w:t xml:space="preserve">Created fan website dedicated to </w:t>
-            </w:r>
             <w:proofErr w:type="spellStart"/>
             <w:r>
               <w:rPr>
                 <w:rFonts w:ascii="Century Schoolbook" w:hAnsi="Century Schoolbook"/>
+                <w:b/>
                 <w:sz w:val="20"/>
                 <w:szCs w:val="20"/>
               </w:rPr>
@@ -787,46 +678,73 @@
             <w:r>
               <w:rPr>
                 <w:rFonts w:ascii="Century Schoolbook" w:hAnsi="Century Schoolbook"/>
-                <w:sz w:val="20"/>
-                <w:szCs w:val="20"/>
-              </w:rPr>
-              <w:t xml:space="preserve"> computer game while in middle school. Recruited the help of 20+ other developers from around the world to host and maintain the website. </w:t>
+                <w:b/>
+                <w:sz w:val="20"/>
+                <w:szCs w:val="20"/>
+              </w:rPr>
+              <w:t xml:space="preserve"> Obsession </w:t>
             </w:r>
             <w:proofErr w:type="spellStart"/>
             <w:r>
               <w:rPr>
                 <w:rFonts w:ascii="Century Schoolbook" w:hAnsi="Century Schoolbook"/>
-                <w:sz w:val="20"/>
-                <w:szCs w:val="20"/>
-              </w:rPr>
-              <w:t>Myst</w:t>
+                <w:b/>
+                <w:sz w:val="20"/>
+                <w:szCs w:val="20"/>
+              </w:rPr>
+              <w:t>Fansite</w:t>
             </w:r>
             <w:proofErr w:type="spellEnd"/>
             <w:r>
               <w:rPr>
                 <w:rFonts w:ascii="Century Schoolbook" w:hAnsi="Century Schoolbook"/>
-                <w:sz w:val="20"/>
-                <w:szCs w:val="20"/>
-              </w:rPr>
-              <w:t xml:space="preserve"> Obsession was the definitive website dedicated to </w:t>
-            </w:r>
-            <w:proofErr w:type="spellStart"/>
-            <w:r>
-              <w:rPr>
-                <w:rFonts w:ascii="Century Schoolbook" w:hAnsi="Century Schoolbook"/>
-                <w:sz w:val="20"/>
-                <w:szCs w:val="20"/>
-              </w:rPr>
-              <w:t>Myst</w:t>
-            </w:r>
-            <w:proofErr w:type="spellEnd"/>
-            <w:r>
-              <w:rPr>
-                <w:rFonts w:ascii="Century Schoolbook" w:hAnsi="Century Schoolbook"/>
-                <w:sz w:val="20"/>
-                <w:szCs w:val="20"/>
-              </w:rPr>
-              <w:t xml:space="preserve"> with a thriving community of over 10,000 </w:t>
+                <w:b/>
+                <w:sz w:val="20"/>
+                <w:szCs w:val="20"/>
+              </w:rPr>
+              <w:t xml:space="preserve">, </w:t>
+            </w:r>
+            <w:r>
+              <w:rPr>
+                <w:rFonts w:ascii="Century Schoolbook" w:hAnsi="Century Schoolbook"/>
+                <w:sz w:val="20"/>
+                <w:szCs w:val="20"/>
+              </w:rPr>
+              <w:t xml:space="preserve">Niskayuna, NY    </w:t>
+            </w:r>
+            <w:r>
+              <w:rPr>
+                <w:rFonts w:ascii="Century Schoolbook" w:hAnsi="Century Schoolbook"/>
+                <w:sz w:val="20"/>
+                <w:szCs w:val="20"/>
+              </w:rPr>
+              <w:t xml:space="preserve">                                                                          </w:t>
+            </w:r>
+            <w:r>
+              <w:rPr>
+                <w:rFonts w:ascii="Century Schoolbook" w:hAnsi="Century Schoolbook"/>
+                <w:sz w:val="20"/>
+                <w:szCs w:val="20"/>
+              </w:rPr>
+              <w:t>2000-2004</w:t>
+            </w:r>
+            <w:r>
+              <w:rPr>
+                <w:rFonts w:ascii="Century Schoolbook" w:hAnsi="Century Schoolbook"/>
+                <w:sz w:val="20"/>
+                <w:szCs w:val="20"/>
+              </w:rPr>
+              <w:br/>
+            </w:r>
+            <w:r>
+              <w:rPr>
+                <w:rFonts w:ascii="Century Schoolbook" w:hAnsi="Century Schoolbook"/>
+                <w:b/>
+                <w:i/>
+                <w:sz w:val="20"/>
+                <w:szCs w:val="20"/>
+              </w:rPr>
+              <w:t>Founder &amp; Developer</w:t>
             </w:r>
           </w:p>
           <w:p>
@@ -837,23 +755,91 @@
                 <w:szCs w:val="20"/>
               </w:rPr>
             </w:pPr>
-            <w:proofErr w:type="gramStart"/>
-            <w:r>
-              <w:rPr>
-                <w:rFonts w:ascii="Century Schoolbook" w:hAnsi="Century Schoolbook"/>
-                <w:sz w:val="20"/>
-                <w:szCs w:val="20"/>
-              </w:rPr>
-              <w:t>registered</w:t>
-            </w:r>
-            <w:proofErr w:type="gramEnd"/>
-            <w:r>
-              <w:rPr>
-                <w:rFonts w:ascii="Century Schoolbook" w:hAnsi="Century Schoolbook"/>
-                <w:sz w:val="20"/>
-                <w:szCs w:val="20"/>
-              </w:rPr>
-              <w:t xml:space="preserve"> users and millions of page views.</w:t>
+            <w:r>
+              <w:rPr>
+                <w:rFonts w:ascii="Century Schoolbook" w:hAnsi="Century Schoolbook"/>
+                <w:sz w:val="20"/>
+                <w:szCs w:val="20"/>
+              </w:rPr>
+              <w:t xml:space="preserve">• </w:t>
+            </w:r>
+            <w:r>
+              <w:rPr>
+                <w:rFonts w:ascii="Century Schoolbook" w:hAnsi="Century Schoolbook"/>
+                <w:sz w:val="20"/>
+                <w:szCs w:val="20"/>
+              </w:rPr>
+              <w:t xml:space="preserve">Created fan website dedicated to </w:t>
+            </w:r>
+            <w:proofErr w:type="spellStart"/>
+            <w:r>
+              <w:rPr>
+                <w:rFonts w:ascii="Century Schoolbook" w:hAnsi="Century Schoolbook"/>
+                <w:sz w:val="20"/>
+                <w:szCs w:val="20"/>
+              </w:rPr>
+              <w:t>Myst</w:t>
+            </w:r>
+            <w:proofErr w:type="spellEnd"/>
+            <w:r>
+              <w:rPr>
+                <w:rFonts w:ascii="Century Schoolbook" w:hAnsi="Century Schoolbook"/>
+                <w:sz w:val="20"/>
+                <w:szCs w:val="20"/>
+              </w:rPr>
+              <w:t xml:space="preserve"> computer game while in middle school. Recruited the help of 20+ other developers from around the world to host and maintain the website. </w:t>
+            </w:r>
+            <w:proofErr w:type="spellStart"/>
+            <w:r>
+              <w:rPr>
+                <w:rFonts w:ascii="Century Schoolbook" w:hAnsi="Century Schoolbook"/>
+                <w:sz w:val="20"/>
+                <w:szCs w:val="20"/>
+              </w:rPr>
+              <w:t>Myst</w:t>
+            </w:r>
+            <w:proofErr w:type="spellEnd"/>
+            <w:r>
+              <w:rPr>
+                <w:rFonts w:ascii="Century Schoolbook" w:hAnsi="Century Schoolbook"/>
+                <w:sz w:val="20"/>
+                <w:szCs w:val="20"/>
+              </w:rPr>
+              <w:t xml:space="preserve"> Obsession was the definitive website dedicated to </w:t>
+            </w:r>
+            <w:proofErr w:type="spellStart"/>
+            <w:r>
+              <w:rPr>
+                <w:rFonts w:ascii="Century Schoolbook" w:hAnsi="Century Schoolbook"/>
+                <w:sz w:val="20"/>
+                <w:szCs w:val="20"/>
+              </w:rPr>
+              <w:t>Myst</w:t>
+            </w:r>
+            <w:proofErr w:type="spellEnd"/>
+            <w:r>
+              <w:rPr>
+                <w:rFonts w:ascii="Century Schoolbook" w:hAnsi="Century Schoolbook"/>
+                <w:sz w:val="20"/>
+                <w:szCs w:val="20"/>
+              </w:rPr>
+              <w:t xml:space="preserve"> with a thriving community of over 10,000 registered </w:t>
+            </w:r>
+            <w:r>
+              <w:rPr>
+                <w:rFonts w:ascii="Century Schoolbook" w:hAnsi="Century Schoolbook"/>
+                <w:sz w:val="20"/>
+                <w:szCs w:val="20"/>
+              </w:rPr>
+              <w:br/>
+            </w:r>
+            <w:r>
+              <w:rPr>
+                <w:rFonts w:ascii="Century Schoolbook" w:hAnsi="Century Schoolbook"/>
+                <w:sz w:val="20"/>
+                <w:szCs w:val="20"/>
+              </w:rPr>
+              <w:t>users and millions of page views.</w:t>
             </w:r>
             <w:r>
               <w:rPr>
@@ -1098,6 +1084,8 @@
               </w:rPr>
               <w:t>.</w:t>
             </w:r>
+            <w:bookmarkStart w:id="0" w:name="_GoBack"/>
+            <w:bookmarkEnd w:id="0"/>
           </w:p>
           <w:p>
             <w:pPr>
@@ -1807,6 +1795,14 @@
                 <w:szCs w:val="20"/>
               </w:rPr>
               <w:br/>
+            </w:r>
+            <w:r>
+              <w:rPr>
+                <w:rFonts w:ascii="Century Schoolbook" w:hAnsi="Century Schoolbook"/>
+                <w:sz w:val="20"/>
+                <w:szCs w:val="20"/>
+              </w:rPr>
+              <w:t xml:space="preserve">B.A. in English; </w:t>
             </w:r>
             <w:r>
               <w:rPr>
